--- a/papers/Козин_newera.docx
+++ b/papers/Козин_newera.docx
@@ -333,7 +333,7 @@
           <w:sz w:val="28"/>
           <w:szCs w:val="28"/>
         </w:rPr>
-        <w:t xml:space="preserve">Выпускная квалификационная работа (магистерская диссертация): 88 с., 4 раздела, 12 рис., 10 табл., 19 источников, 4 приложения.</w:t>
+        <w:t xml:space="preserve">Выпускная квалификационная работа (магистерская диссертация): 78 с., 4 раздела, 10 рис., 10 табл., 19 источников, 4 приложения.</w:t>
       </w:r>
     </w:p>
     <w:p>
@@ -858,7 +858,7 @@
           <w:sz w:val="28"/>
           <w:szCs w:val="28"/>
         </w:rPr>
-        <w:t>17</w:t>
+        <w:t>18</w:t>
       </w:r>
     </w:p>
     <w:p>
@@ -998,7 +998,7 @@
           <w:sz w:val="28"/>
           <w:szCs w:val="28"/>
         </w:rPr>
-        <w:t>20</w:t>
+        <w:t>21</w:t>
       </w:r>
     </w:p>
     <w:p>
@@ -1208,7 +1208,7 @@
           <w:sz w:val="28"/>
           <w:szCs w:val="28"/>
         </w:rPr>
-        <w:t>23</w:t>
+        <w:t>24</w:t>
       </w:r>
     </w:p>
     <w:p>
@@ -1348,7 +1348,7 @@
           <w:sz w:val="28"/>
           <w:szCs w:val="28"/>
         </w:rPr>
-        <w:t>26</w:t>
+        <w:t>27</w:t>
       </w:r>
     </w:p>
     <w:p>
@@ -1418,7 +1418,7 @@
           <w:sz w:val="28"/>
           <w:szCs w:val="28"/>
         </w:rPr>
-        <w:t>27</w:t>
+        <w:t>28</w:t>
       </w:r>
     </w:p>
     <w:p>
@@ -1453,7 +1453,7 @@
           <w:sz w:val="28"/>
           <w:szCs w:val="28"/>
         </w:rPr>
-        <w:t>27</w:t>
+        <w:t>28</w:t>
       </w:r>
     </w:p>
     <w:p>
@@ -1488,7 +1488,7 @@
           <w:sz w:val="28"/>
           <w:szCs w:val="28"/>
         </w:rPr>
-        <w:t>28</w:t>
+        <w:t>29</w:t>
       </w:r>
     </w:p>
     <w:p>
@@ -1523,7 +1523,7 @@
           <w:sz w:val="28"/>
           <w:szCs w:val="28"/>
         </w:rPr>
-        <w:t>28</w:t>
+        <w:t>29</w:t>
       </w:r>
     </w:p>
     <w:p>
@@ -1566,7 +1566,7 @@
           <w:sz w:val="28"/>
           <w:szCs w:val="28"/>
         </w:rPr>
-        <w:t>30</w:t>
+        <w:t>31</w:t>
       </w:r>
     </w:p>
     <w:p>
@@ -1601,7 +1601,7 @@
           <w:sz w:val="28"/>
           <w:szCs w:val="28"/>
         </w:rPr>
-        <w:t>30</w:t>
+        <w:t>31</w:t>
       </w:r>
     </w:p>
     <w:p>
@@ -1636,7 +1636,7 @@
           <w:sz w:val="28"/>
           <w:szCs w:val="28"/>
         </w:rPr>
-        <w:t>30</w:t>
+        <w:t>31</w:t>
       </w:r>
     </w:p>
     <w:p>
@@ -1671,7 +1671,7 @@
           <w:sz w:val="28"/>
           <w:szCs w:val="28"/>
         </w:rPr>
-        <w:t>32</w:t>
+        <w:t>33</w:t>
       </w:r>
     </w:p>
     <w:p>
@@ -1706,7 +1706,7 @@
           <w:sz w:val="28"/>
           <w:szCs w:val="28"/>
         </w:rPr>
-        <w:t>33</w:t>
+        <w:t>34</w:t>
       </w:r>
     </w:p>
     <w:p>
@@ -1741,7 +1741,7 @@
           <w:sz w:val="28"/>
           <w:szCs w:val="28"/>
         </w:rPr>
-        <w:t>35</w:t>
+        <w:t>36</w:t>
       </w:r>
     </w:p>
     <w:p>
@@ -1776,7 +1776,7 @@
           <w:sz w:val="28"/>
           <w:szCs w:val="28"/>
         </w:rPr>
-        <w:t>35</w:t>
+        <w:t>36</w:t>
       </w:r>
     </w:p>
     <w:p>
@@ -1811,7 +1811,7 @@
           <w:sz w:val="28"/>
           <w:szCs w:val="28"/>
         </w:rPr>
-        <w:t>36</w:t>
+        <w:t>37</w:t>
       </w:r>
     </w:p>
     <w:p>
@@ -1846,7 +1846,7 @@
           <w:sz w:val="28"/>
           <w:szCs w:val="28"/>
         </w:rPr>
-        <w:t>37</w:t>
+        <w:t>38</w:t>
       </w:r>
     </w:p>
     <w:p>
@@ -1881,7 +1881,7 @@
           <w:sz w:val="28"/>
           <w:szCs w:val="28"/>
         </w:rPr>
-        <w:t>38</w:t>
+        <w:t>40</w:t>
       </w:r>
     </w:p>
     <w:p>
@@ -1916,7 +1916,7 @@
           <w:sz w:val="28"/>
           <w:szCs w:val="28"/>
         </w:rPr>
-        <w:t>39</w:t>
+        <w:t>41</w:t>
       </w:r>
     </w:p>
     <w:p>
@@ -1951,7 +1951,7 @@
           <w:sz w:val="28"/>
           <w:szCs w:val="28"/>
         </w:rPr>
-        <w:t>40</w:t>
+        <w:t>41</w:t>
       </w:r>
     </w:p>
     <w:p>
@@ -1986,7 +1986,7 @@
           <w:sz w:val="28"/>
           <w:szCs w:val="28"/>
         </w:rPr>
-        <w:t>41</w:t>
+        <w:t>43</w:t>
       </w:r>
     </w:p>
     <w:p>
@@ -2029,7 +2029,7 @@
           <w:sz w:val="28"/>
           <w:szCs w:val="28"/>
         </w:rPr>
-        <w:t>43</w:t>
+        <w:t>45</w:t>
       </w:r>
     </w:p>
     <w:p>
@@ -2064,7 +2064,7 @@
           <w:sz w:val="28"/>
           <w:szCs w:val="28"/>
         </w:rPr>
-        <w:t>43</w:t>
+        <w:t>45</w:t>
       </w:r>
     </w:p>
     <w:p>
@@ -2099,7 +2099,7 @@
           <w:sz w:val="28"/>
           <w:szCs w:val="28"/>
         </w:rPr>
-        <w:t>45</w:t>
+        <w:t>47</w:t>
       </w:r>
     </w:p>
     <w:p>
@@ -2134,7 +2134,7 @@
           <w:sz w:val="28"/>
           <w:szCs w:val="28"/>
         </w:rPr>
-        <w:t>46</w:t>
+        <w:t>48</w:t>
       </w:r>
     </w:p>
     <w:p>
@@ -2169,7 +2169,7 @@
           <w:sz w:val="28"/>
           <w:szCs w:val="28"/>
         </w:rPr>
-        <w:t>48</w:t>
+        <w:t>50</w:t>
       </w:r>
     </w:p>
     <w:p>
@@ -2204,7 +2204,7 @@
           <w:sz w:val="28"/>
           <w:szCs w:val="28"/>
         </w:rPr>
-        <w:t>49</w:t>
+        <w:t>51</w:t>
       </w:r>
     </w:p>
     <w:p>
@@ -2239,7 +2239,7 @@
           <w:sz w:val="28"/>
           <w:szCs w:val="28"/>
         </w:rPr>
-        <w:t>50</w:t>
+        <w:t>52</w:t>
       </w:r>
     </w:p>
     <w:p>
@@ -2282,7 +2282,7 @@
           <w:sz w:val="28"/>
           <w:szCs w:val="28"/>
         </w:rPr>
-        <w:t>52</w:t>
+        <w:t>55</w:t>
       </w:r>
     </w:p>
     <w:p>
@@ -2317,7 +2317,7 @@
           <w:sz w:val="28"/>
           <w:szCs w:val="28"/>
         </w:rPr>
-        <w:t>53</w:t>
+        <w:t>55</w:t>
       </w:r>
     </w:p>
     <w:p>
@@ -2352,7 +2352,7 @@
           <w:sz w:val="28"/>
           <w:szCs w:val="28"/>
         </w:rPr>
-        <w:t>54</w:t>
+        <w:t>56</w:t>
       </w:r>
     </w:p>
     <w:p>
@@ -2387,7 +2387,7 @@
           <w:sz w:val="28"/>
           <w:szCs w:val="28"/>
         </w:rPr>
-        <w:t>55</w:t>
+        <w:t>57</w:t>
       </w:r>
     </w:p>
     <w:p>
@@ -2422,7 +2422,7 @@
           <w:sz w:val="28"/>
           <w:szCs w:val="28"/>
         </w:rPr>
-        <w:t>56</w:t>
+        <w:t>58</w:t>
       </w:r>
     </w:p>
     <w:p>
@@ -2457,7 +2457,7 @@
           <w:sz w:val="28"/>
           <w:szCs w:val="28"/>
         </w:rPr>
-        <w:t>58</w:t>
+        <w:t>60</w:t>
       </w:r>
     </w:p>
     <w:p>
@@ -2492,7 +2492,7 @@
           <w:sz w:val="28"/>
           <w:szCs w:val="28"/>
         </w:rPr>
-        <w:t>59</w:t>
+        <w:t>61</w:t>
       </w:r>
     </w:p>
     <w:p>
@@ -2527,7 +2527,7 @@
           <w:sz w:val="28"/>
           <w:szCs w:val="28"/>
         </w:rPr>
-        <w:t>60</w:t>
+        <w:t>62</w:t>
       </w:r>
     </w:p>
     <w:p>
@@ -2570,7 +2570,7 @@
           <w:sz w:val="28"/>
           <w:szCs w:val="28"/>
         </w:rPr>
-        <w:t>63</w:t>
+        <w:t>65</w:t>
       </w:r>
     </w:p>
     <w:p>
@@ -2613,7 +2613,7 @@
           <w:sz w:val="28"/>
           <w:szCs w:val="28"/>
         </w:rPr>
-        <w:t>66</w:t>
+        <w:t>68</w:t>
       </w:r>
     </w:p>
     <w:p>
@@ -2656,7 +2656,7 @@
           <w:sz w:val="28"/>
           <w:szCs w:val="28"/>
         </w:rPr>
-        <w:t>69</w:t>
+        <w:t>71</w:t>
       </w:r>
     </w:p>
     <w:p>
@@ -2699,7 +2699,7 @@
           <w:sz w:val="28"/>
           <w:szCs w:val="28"/>
         </w:rPr>
-        <w:t>79</w:t>
+        <w:t>75</w:t>
       </w:r>
     </w:p>
     <w:p>
@@ -2742,7 +2742,7 @@
           <w:sz w:val="28"/>
           <w:szCs w:val="28"/>
         </w:rPr>
-        <w:t>83</w:t>
+        <w:t>76</w:t>
       </w:r>
     </w:p>
     <w:p>
@@ -2785,7 +2785,7 @@
           <w:sz w:val="28"/>
           <w:szCs w:val="28"/>
         </w:rPr>
-        <w:t>87</w:t>
+        <w:t>78</w:t>
       </w:r>
     </w:p>
     <w:p>
@@ -4785,6 +4785,23 @@
     </w:p>
     <w:p>
       <w:pPr>
+        <w:ind w:firstLine="709"/>
+        <w:jc w:val="both"/>
+        <w:rPr>
+          <w:sz w:val="28"/>
+          <w:szCs w:val="28"/>
+        </w:rPr>
+      </w:pPr>
+      <w:r>
+        <w:rPr>
+          <w:sz w:val="28"/>
+          <w:szCs w:val="28"/>
+        </w:rPr>
+        <w:t xml:space="preserve">Эмпирически относительная стоимость c прямо определяет применимость метода. На основной паре (целевая модель 14B, черновая 0,5B) отношение мощностей около 28-кратного, величина c мала, и потолок 1/c высок; на дополнительной паре (7B и 1,5B) отношение лишь 4,7-кратное, c велико, и потолок низок. Этим и объясняется наблюдаемое в разделе 4 явление: на второй паре ванильное спекулятивное декодирование оказывается медленнее прямой генерации, поскольку дешёвого черновика, способного окупить накладные расходы, при таком отношении попросту нет.</w:t>
+      </w:r>
+    </w:p>
+    <w:p>
+      <w:pPr>
         <w:spacing w:before="240" w:after="120"/>
         <w:ind w:firstLine="709"/>
         <w:jc w:val="both"/>
@@ -5399,6 +5416,23 @@
           <w:szCs w:val="28"/>
         </w:rPr>
         <w:t xml:space="preserve">Третья группа улучшает не правило проверки, а сам механизм выдвижения гипотез, повышая согласованность α при низкой стоимости c. В методе Medusa [3] к целевой модели пристраивается несколько дополнительных голов (decoding heads), параллельно предсказывающих токены на несколько позиций вперёд; их кандидаты объединяются древовидным вниманием. EAGLE [11] выполняет авторегрессию не на уровне токенов, а на уровне скрытых представлений (hidden states) целевой модели, что заметно уменьшает дрейф распределений между черновиком и целью. К этому же направлению относятся Kangaroo, где черновиком служит подмножество слоёв целевой модели с лёгким адаптером, и LayerSkip, реализующий self-speculative decoding через ранний выход из промежуточных слоёв. Все они повышают α, но требуют специального обучения и не вводят управляемого порога качества. По отношению к настоящей работе эти методы ортогональны: предложенное управление парой (длина, порог) применимо поверх любой из таких черновых моделей.</w:t>
+      </w:r>
+    </w:p>
+    <w:p>
+      <w:pPr>
+        <w:ind w:firstLine="709"/>
+        <w:jc w:val="both"/>
+        <w:rPr>
+          <w:sz w:val="28"/>
+          <w:szCs w:val="28"/>
+        </w:rPr>
+      </w:pPr>
+      <w:r>
+        <w:rPr>
+          <w:sz w:val="28"/>
+          <w:szCs w:val="28"/>
+        </w:rPr>
+        <w:t xml:space="preserve">Перечисленные подходы различаются балансом между ростом согласованности α и ростом относительной стоимости c. Medusa почти не увеличивает c (головы дёшевы), но прирост α ограничен независимостью голов; EAGLE на уровне скрытых представлений достигает большего α ценой обучения авторегрессионной черновой сети, а версия EAGLE-3 дополнительно улучшает обучение и архитектуру по сравнению с ранними EAGLE-1 и EAGLE-2. Kangaroo и LayerSkip переиспользуют слои самой целевой модели, снижая c за счёт более тесной связи с целью. Для настоящей работы существенно, что любой из этих механизмов лишь смещает рабочую точку (α, c), не затрагивая управление парой (длина, порог), и потому сочетается с предлагаемым методом, а не конкурирует с ним.</w:t>
       </w:r>
     </w:p>
     <w:p>
@@ -10530,6 +10564,23 @@
           <w:szCs w:val="28"/>
         </w:rPr>
         <w:t xml:space="preserve">Существенно, что штраф качества входит в награду через слагаемое, зависящее от действия (выбранного порога T): как показывает теорема B (подраздел 2.2.2), штраф, зависящий только от состояния, не влияет на оптимальную политику. Именно связанность награды с действием делает управление качеством содержательным.</w:t>
+      </w:r>
+    </w:p>
+    <w:p>
+      <w:pPr>
+        <w:ind w:firstLine="709"/>
+        <w:jc w:val="both"/>
+        <w:rPr>
+          <w:sz w:val="28"/>
+          <w:szCs w:val="28"/>
+        </w:rPr>
+      </w:pPr>
+      <w:r>
+        <w:rPr>
+          <w:sz w:val="28"/>
+          <w:szCs w:val="28"/>
+        </w:rPr>
+        <w:t xml:space="preserve">Конкретная форма награды в реализации (подраздел 3.3) такова: число принятых токенов поощряется, затраченное время штрафуется небольшим множителем c_time = 0,01, а потеря качества — слагаемым с множителем κ. Аддитивный штраф качества, согласующийся с теоремой B, параметризуется коэффициентами при дивергенции K и позиции k (поля quality_risk_K и quality_risk_k конфигурации); по умолчанию оба равны нулю, что соответствует базовой постановке (2.8). Малое c_time гарантирует, что доминирующим членом награды остаётся число принятых токенов, а штрафы лишь корректируют выбор на «трудных» состояниях.</w:t>
       </w:r>
     </w:p>
     <w:p>
@@ -14989,6 +15040,23 @@
           <w:sz w:val="28"/>
           <w:szCs w:val="28"/>
         </w:rPr>
+        <w:t xml:space="preserve">Выученная на основной паре политика поддаётся интерпретации. В большинстве состояний она предписывает продолжать черновик и принимать токен при пороге, близком к T ≈ 1,0, то есть выполнять почти точную верификацию; более строгий порог выбирается лишь в состояниях с высоким накопленным расхождением K, где доверять черновику опасно. Таким образом, выученное управление оказывается умеренно адаптивным, а не агрессивным, что согласуется с честной картиной прироста качества из раздела 4. Соответствующая пороговая поверхность и карта вероятности продолжения приведены в приложении В (рисунки В.2 и В.3).</w:t>
+      </w:r>
+    </w:p>
+    <w:p>
+      <w:pPr>
+        <w:ind w:firstLine="709"/>
+        <w:jc w:val="both"/>
+        <w:rPr>
+          <w:sz w:val="28"/>
+          <w:szCs w:val="28"/>
+        </w:rPr>
+      </w:pPr>
+      <w:r>
+        <w:rPr>
+          <w:sz w:val="28"/>
+          <w:szCs w:val="28"/>
+        </w:rPr>
         <w:t xml:space="preserve">Инференс-цикл на каждом блоке устроен так: 1) по текущим признакам (энтропия, задержанная дивергенция K_prev, позиция k) вычислить индекс состояния; 2) выбрать действие по правилу (2.16); 3) если выбрано continue и k &lt; γ_max — породить следующий черновой токен и вернуться к шагу 1, иначе перейти к верификации; 4) проверить блок по правилу (1.4) с порогом T = a_verif, принять согласованный префикс и пересемплировать первый отвергнутый токен; 5) обновить контекст и начать новый блок. Признаки наблюдаются попутно, без дополнительных прямых проходов.</w:t>
       </w:r>
     </w:p>
@@ -16988,6 +17056,23 @@
           <w:szCs w:val="28"/>
         </w:rPr>
         <w:t xml:space="preserve">Набор тестов покрывает ключевые инварианты метода, а не только синтаксис. Тесты модуля MDP проверяют сходимость итерации по ценности, маскирование действий continue при k = γ_max и форму извлечённой политики; тесты признаков — корректность энтропии, дивергенции и обратимость дискретизации; тесты верификации — сохранение распределения точным правилом и долю принятий при нечётком; тесты каскада — совпадение совместной и каскадной политик на сепарабельной награде (вырожденный случай теоремы 2.3); сквозной тест прогоняет весь конвейер на игрушечных моделях. Тем самым проверяется математическая корректность ядра, а не только отсутствие ошибок компиляции.</w:t>
+      </w:r>
+    </w:p>
+    <w:p>
+      <w:pPr>
+        <w:ind w:firstLine="709"/>
+        <w:jc w:val="both"/>
+        <w:rPr>
+          <w:sz w:val="28"/>
+          <w:szCs w:val="28"/>
+        </w:rPr>
+      </w:pPr>
+      <w:r>
+        <w:rPr>
+          <w:sz w:val="28"/>
+          <w:szCs w:val="28"/>
+        </w:rPr>
+        <w:t xml:space="preserve">Конфигурации и выходные данные дополнительно защищены валидаторами. Отдельный скрипт сверяет согласованность пресетов моделей, методов и экспериментов и совместимость токенизаторов внутри пары; строгий валидатор схемы проверяет каждую запись выходного JSONL перед построением отчётов. Локальные цели make check и make test запускают эти проверки вместе со всем набором тестов одной командой, благодаря чему регрессии обнаруживаются немедленно, а конфигурация остаётся единственным источником истины о параметрах прогона.</w:t>
       </w:r>
     </w:p>
     <w:p>
@@ -21713,6 +21798,40 @@
           <w:sz w:val="28"/>
           <w:szCs w:val="28"/>
         </w:rPr>
+        <w:t xml:space="preserve">Результаты следует сопроводить обсуждением угроз валидности. Измерения скорости получены на одном графическом ускорителе; на другой аппаратуре или при пакетировании запросов абсолютные значения изменятся, хотя относительные сравнения методов устойчивее. Отдельные вендорные ядра CUDA не полностью детерминированы, поэтому первичной записью воспроизводимости служат манифест и список начальных значений, а малый числовой дрейф признаётся допустимым (приложение Г). Качество оценивается только по GSM8K: бенчмарки кода и диалога в текущем раннере не оцениваются по точному совпадению, поэтому выводы о качестве ограничены областью математических рассуждений.</w:t>
+      </w:r>
+    </w:p>
+    <w:p>
+      <w:pPr>
+        <w:ind w:firstLine="709"/>
+        <w:jc w:val="both"/>
+        <w:rPr>
+          <w:sz w:val="28"/>
+          <w:szCs w:val="28"/>
+        </w:rPr>
+      </w:pPr>
+      <w:r>
+        <w:rPr>
+          <w:sz w:val="28"/>
+          <w:szCs w:val="28"/>
+        </w:rPr>
+        <w:t xml:space="preserve">Отдельного внимания заслуживает устойчивость к смещению распределения. Политика обучается при длине черновика k = 8; её перенос на k = 16 без переобучения ожидаемо приводит к регрессии, поскольку расширенное пространство состояний не покрыто трейсами — это методологически ожидаемое ограничение области определения, а не дефект метода. На объединённой отложенной выборке пары 7B/1.5B (n = 3000) совместная политика теряет −2,00 п.п. (p = 0,067), причём каскадная теряет больше; такое поведение характеризуется как грациозная деградация при сдвиге распределения. Эти ограничения очерчивают область надёжного применения метода.</w:t>
+      </w:r>
+    </w:p>
+    <w:p>
+      <w:pPr>
+        <w:ind w:firstLine="709"/>
+        <w:jc w:val="both"/>
+        <w:rPr>
+          <w:sz w:val="28"/>
+          <w:szCs w:val="28"/>
+        </w:rPr>
+      </w:pPr>
+      <w:r>
+        <w:rPr>
+          <w:sz w:val="28"/>
+          <w:szCs w:val="28"/>
+        </w:rPr>
         <w:t xml:space="preserve">Совокупность результатов складывается в следующий честный вывод. Вклад работы — это единый MDP-фреймворк совместного управления длиной черновика и порогом верификации вместе с теоретическим аппаратом (теоремы A, B, C, D, 2.3, 2.4), а не утверждение «совместная политика побеждает все методы». Эмпирически адаптивное управление значимо превосходит любой неадаптивный базис — прямую генерацию, ванильное спекулятивное декодирование и фиксированный нечёткий порог (теорема E), — и при этом совпадает с другой адаптивной MDP-политикой, каскадной, ровно как предсказывает теорема D. Границы применимости очерчены экспериментально: метод полезен при высоком отношении мощностей моделей и не даёт выигрыша при низком, а его выигрыш по скорости следует понимать как восстановление пропускной способности относительно ванильного спекулятивного декодирования, а не как превосходство над прямой генерацией. Эти наблюдения и направления их преодоления обобщены в заключении.</w:t>
       </w:r>
     </w:p>
@@ -22215,20 +22334,1942 @@
         <w:ind w:firstLine="709"/>
         <w:jc w:val="both"/>
         <w:rPr>
-          <w:i/>
-          <w:iCs/>
-          <w:sz w:val="28"/>
-          <w:szCs w:val="28"/>
-        </w:rPr>
-      </w:pPr>
-      <w:r>
-        <w:rPr>
-          <w:i/>
-          <w:iCs/>
-          <w:sz w:val="28"/>
-          <w:szCs w:val="28"/>
-        </w:rPr>
-        <w:t xml:space="preserve">Полные доказательства теорем A, B, C, D, 2.3, 2.4 и G; оформляется вместе со вторым разделом.</w:t>
+          <w:sz w:val="28"/>
+          <w:szCs w:val="28"/>
+        </w:rPr>
+      </w:pPr>
+      <w:r>
+        <w:rPr>
+          <w:sz w:val="28"/>
+          <w:szCs w:val="28"/>
+        </w:rPr>
+        <w:t xml:space="preserve">В приложении собраны доказательства утверждений, идеи которых приведены в разделах 1 и 2. Нумерация теорем сохранена; формулы приложения нумеруются (А.номер).</w:t>
+      </w:r>
+    </w:p>
+    <w:p>
+      <w:pPr>
+        <w:spacing w:before="240" w:after="120"/>
+        <w:ind w:firstLine="709"/>
+        <w:jc w:val="both"/>
+        <w:keepNext/>
+        <w:rPr>
+          <w:b/>
+          <w:bCs/>
+          <w:sz w:val="28"/>
+          <w:szCs w:val="28"/>
+        </w:rPr>
+      </w:pPr>
+      <w:r>
+        <w:rPr>
+          <w:b/>
+          <w:bCs/>
+          <w:sz w:val="28"/>
+          <w:szCs w:val="28"/>
+        </w:rPr>
+        <w:t xml:space="preserve">А.1 Свойство точности спекулятивного декодирования</w:t>
+      </w:r>
+    </w:p>
+    <w:p>
+      <w:pPr>
+        <w:ind w:firstLine="709"/>
+        <w:jc w:val="both"/>
+        <w:rPr>
+          <w:sz w:val="28"/>
+          <w:szCs w:val="28"/>
+        </w:rPr>
+      </w:pPr>
+      <w:r>
+        <w:rPr>
+          <w:sz w:val="28"/>
+          <w:szCs w:val="28"/>
+        </w:rPr>
+        <w:t xml:space="preserve">Утверждение. Последовательное применение правила (1.2) к γ черновым токенам, порождённым моделью q, даёт совместное распределение принятого префикса и замещающего токена, в точности совпадающее с распределением прямой авторегрессионной генерации из целевой модели p.</w:t>
+      </w:r>
+    </w:p>
+    <w:p>
+      <w:pPr>
+        <w:ind w:firstLine="709"/>
+        <w:jc w:val="both"/>
+        <w:rPr>
+          <w:sz w:val="28"/>
+          <w:szCs w:val="28"/>
+        </w:rPr>
+      </w:pPr>
+      <w:r>
+        <w:rPr>
+          <w:sz w:val="28"/>
+          <w:szCs w:val="28"/>
+        </w:rPr>
+        <w:t xml:space="preserve">Доказательство ведётся индукцией по длине черновика γ. База (γ = 1): один черновой токен принимается с вероятностью min(1, p/q), а при отклонении пересемплируется из нормированного остатка (p − q)_+; прямая проверка показывает, что итоговое распределение токена равно p. Шаг индукции: пусть утверждение верно для длины γ − 1. Для первого токена результат правила (1.2) распределён по p; при его принятии контекст обновляется, и к оставшимся γ − 1 кандидатам применяется предположение индукции, дающее условное распределение целевой модели; при отклонении итерация завершается одним токеном из остатка. Совместное распределение записывается суммой по числу N подряд принятых токенов,</w:t>
+      </w:r>
+    </w:p>
+    <w:p>
+      <w:pPr>
+        <w:tabs>
+          <w:tab w:val="center" w:pos="4677"/>
+          <w:tab w:val="right" w:pos="9354"/>
+        </w:tabs>
+        <w:spacing w:before="120" w:after="120"/>
+        <w:ind w:firstLine="0"/>
+        <w:jc w:val="left"/>
+        <w:rPr>
+          <w:sz w:val="28"/>
+          <w:szCs w:val="28"/>
+        </w:rPr>
+      </w:pPr>
+      <w:r>
+        <w:rPr>
+          <w:sz w:val="28"/>
+        </w:rPr>
+        <w:tab/>
+      </w:r>
+      <m:oMath>
+        <m:r>
+          <w:rPr>
+            <w:rFonts w:ascii="Cambria Math" w:hAnsi="Cambria Math"/>
+            <w:sz w:val="28"/>
+            <w:szCs w:val="28"/>
+          </w:rPr>
+          <m:t xml:space="preserve">P</m:t>
+        </m:r>
+        <m:d>
+          <m:dPr>
+            <m:begChr m:val="("/>
+            <m:endChr m:val=")"/>
+            <m:ctrlPr>
+              <w:rPr>
+                <w:rFonts w:ascii="Cambria Math" w:hAnsi="Cambria Math"/>
+                <w:i/>
+                <w:iCs/>
+                <w:sz w:val="28"/>
+                <w:szCs w:val="28"/>
+              </w:rPr>
+            </m:ctrlPr>
+          </m:dPr>
+          <m:e>
+            <m:sSub>
+              <m:sSubPr>
+                <m:ctrlPr>
+                  <w:rPr>
+                    <w:rFonts w:ascii="Cambria Math" w:hAnsi="Cambria Math"/>
+                    <w:i/>
+                    <w:iCs/>
+                    <w:sz w:val="28"/>
+                    <w:szCs w:val="28"/>
+                  </w:rPr>
+                </m:ctrlPr>
+              </m:sSubPr>
+              <m:e>
+                <m:r>
+                  <w:rPr>
+                    <w:rFonts w:ascii="Cambria Math" w:hAnsi="Cambria Math"/>
+                    <w:sz w:val="28"/>
+                    <w:szCs w:val="28"/>
+                  </w:rPr>
+                  <m:t xml:space="preserve">x</m:t>
+                </m:r>
+              </m:e>
+              <m:sub>
+                <m:r>
+                  <w:rPr>
+                    <w:rFonts w:ascii="Cambria Math" w:hAnsi="Cambria Math"/>
+                    <w:sz w:val="28"/>
+                    <w:szCs w:val="28"/>
+                  </w:rPr>
+                  <m:t xml:space="preserve">1</m:t>
+                </m:r>
+              </m:sub>
+            </m:sSub>
+            <m:r>
+              <m:rPr>
+                <m:nor/>
+              </m:rPr>
+              <w:rPr>
+                <w:rFonts w:ascii="Cambria Math" w:hAnsi="Cambria Math"/>
+                <w:sz w:val="28"/>
+                <w:szCs w:val="28"/>
+              </w:rPr>
+              <m:t xml:space="preserve">, … , </m:t>
+            </m:r>
+            <m:sSub>
+              <m:sSubPr>
+                <m:ctrlPr>
+                  <w:rPr>
+                    <w:rFonts w:ascii="Cambria Math" w:hAnsi="Cambria Math"/>
+                    <w:i/>
+                    <w:iCs/>
+                    <w:sz w:val="28"/>
+                    <w:szCs w:val="28"/>
+                  </w:rPr>
+                </m:ctrlPr>
+              </m:sSubPr>
+              <m:e>
+                <m:r>
+                  <w:rPr>
+                    <w:rFonts w:ascii="Cambria Math" w:hAnsi="Cambria Math"/>
+                    <w:sz w:val="28"/>
+                    <w:szCs w:val="28"/>
+                  </w:rPr>
+                  <m:t xml:space="preserve">x</m:t>
+                </m:r>
+              </m:e>
+              <m:sub>
+                <m:r>
+                  <w:rPr>
+                    <w:rFonts w:ascii="Cambria Math" w:hAnsi="Cambria Math"/>
+                    <w:sz w:val="28"/>
+                    <w:szCs w:val="28"/>
+                  </w:rPr>
+                  <m:t xml:space="preserve">N</m:t>
+                </m:r>
+                <m:r>
+                  <m:rPr>
+                    <m:nor/>
+                  </m:rPr>
+                  <w:rPr>
+                    <w:rFonts w:ascii="Cambria Math" w:hAnsi="Cambria Math"/>
+                    <w:sz w:val="28"/>
+                    <w:szCs w:val="28"/>
+                  </w:rPr>
+                  <m:t xml:space="preserve">+</m:t>
+                </m:r>
+                <m:r>
+                  <w:rPr>
+                    <w:rFonts w:ascii="Cambria Math" w:hAnsi="Cambria Math"/>
+                    <w:sz w:val="28"/>
+                    <w:szCs w:val="28"/>
+                  </w:rPr>
+                  <m:t xml:space="preserve">1</m:t>
+                </m:r>
+              </m:sub>
+            </m:sSub>
+          </m:e>
+        </m:d>
+        <m:r>
+          <m:rPr>
+            <m:nor/>
+          </m:rPr>
+          <w:rPr>
+            <w:rFonts w:ascii="Cambria Math" w:hAnsi="Cambria Math"/>
+            <w:sz w:val="28"/>
+            <w:szCs w:val="28"/>
+          </w:rPr>
+          <m:t xml:space="preserve"> = </m:t>
+        </m:r>
+        <m:nary>
+          <m:naryPr>
+            <m:chr m:val="∑"/>
+            <m:limLoc m:val="undOvr"/>
+            <m:subHide m:val="0"/>
+            <m:supHide m:val="1"/>
+            <m:ctrlPr>
+              <w:rPr>
+                <w:rFonts w:ascii="Cambria Math" w:hAnsi="Cambria Math"/>
+                <w:i/>
+                <w:iCs/>
+                <w:sz w:val="28"/>
+                <w:szCs w:val="28"/>
+              </w:rPr>
+            </m:ctrlPr>
+          </m:naryPr>
+          <m:sub>
+            <m:r>
+              <w:rPr>
+                <w:rFonts w:ascii="Cambria Math" w:hAnsi="Cambria Math"/>
+                <w:sz w:val="28"/>
+                <w:szCs w:val="28"/>
+              </w:rPr>
+              <m:t xml:space="preserve">k</m:t>
+            </m:r>
+          </m:sub>
+          <m:sup/>
+          <m:e>
+            <m:r>
+              <m:rPr>
+                <m:nor/>
+              </m:rPr>
+              <w:rPr>
+                <w:rFonts w:ascii="Cambria Math" w:hAnsi="Cambria Math"/>
+                <w:sz w:val="28"/>
+                <w:szCs w:val="28"/>
+              </w:rPr>
+              <m:t xml:space="preserve">Pr</m:t>
+            </m:r>
+            <m:d>
+              <m:dPr>
+                <m:begChr m:val="["/>
+                <m:endChr m:val="]"/>
+                <m:ctrlPr>
+                  <w:rPr>
+                    <w:rFonts w:ascii="Cambria Math" w:hAnsi="Cambria Math"/>
+                    <w:i/>
+                    <w:iCs/>
+                    <w:sz w:val="28"/>
+                    <w:szCs w:val="28"/>
+                  </w:rPr>
+                </m:ctrlPr>
+              </m:dPr>
+              <m:e>
+                <m:r>
+                  <w:rPr>
+                    <w:rFonts w:ascii="Cambria Math" w:hAnsi="Cambria Math"/>
+                    <w:sz w:val="28"/>
+                    <w:szCs w:val="28"/>
+                  </w:rPr>
+                  <m:t xml:space="preserve">N</m:t>
+                </m:r>
+                <m:r>
+                  <m:rPr>
+                    <m:nor/>
+                  </m:rPr>
+                  <w:rPr>
+                    <w:rFonts w:ascii="Cambria Math" w:hAnsi="Cambria Math"/>
+                    <w:sz w:val="28"/>
+                    <w:szCs w:val="28"/>
+                  </w:rPr>
+                  <m:t xml:space="preserve"> = </m:t>
+                </m:r>
+                <m:r>
+                  <w:rPr>
+                    <w:rFonts w:ascii="Cambria Math" w:hAnsi="Cambria Math"/>
+                    <w:sz w:val="28"/>
+                    <w:szCs w:val="28"/>
+                  </w:rPr>
+                  <m:t xml:space="preserve">k</m:t>
+                </m:r>
+              </m:e>
+            </m:d>
+            <m:r>
+              <w:rPr>
+                <w:rFonts w:ascii="Cambria Math" w:hAnsi="Cambria Math"/>
+                <w:sz w:val="28"/>
+                <w:szCs w:val="28"/>
+              </w:rPr>
+              <m:t xml:space="preserve"> </m:t>
+            </m:r>
+            <m:r>
+              <w:rPr>
+                <w:rFonts w:ascii="Cambria Math" w:hAnsi="Cambria Math"/>
+                <w:sz w:val="28"/>
+                <w:szCs w:val="28"/>
+              </w:rPr>
+              <m:t xml:space="preserve">p</m:t>
+            </m:r>
+            <m:d>
+              <m:dPr>
+                <m:begChr m:val="("/>
+                <m:endChr m:val=")"/>
+                <m:ctrlPr>
+                  <w:rPr>
+                    <w:rFonts w:ascii="Cambria Math" w:hAnsi="Cambria Math"/>
+                    <w:i/>
+                    <w:iCs/>
+                    <w:sz w:val="28"/>
+                    <w:szCs w:val="28"/>
+                  </w:rPr>
+                </m:ctrlPr>
+              </m:dPr>
+              <m:e>
+                <m:sSub>
+                  <m:sSubPr>
+                    <m:ctrlPr>
+                      <w:rPr>
+                        <w:rFonts w:ascii="Cambria Math" w:hAnsi="Cambria Math"/>
+                        <w:i/>
+                        <w:iCs/>
+                        <w:sz w:val="28"/>
+                        <w:szCs w:val="28"/>
+                      </w:rPr>
+                    </m:ctrlPr>
+                  </m:sSubPr>
+                  <m:e>
+                    <m:r>
+                      <w:rPr>
+                        <w:rFonts w:ascii="Cambria Math" w:hAnsi="Cambria Math"/>
+                        <w:sz w:val="28"/>
+                        <w:szCs w:val="28"/>
+                      </w:rPr>
+                      <m:t xml:space="preserve">x</m:t>
+                    </m:r>
+                  </m:e>
+                  <m:sub>
+                    <m:r>
+                      <w:rPr>
+                        <w:rFonts w:ascii="Cambria Math" w:hAnsi="Cambria Math"/>
+                        <w:sz w:val="28"/>
+                        <w:szCs w:val="28"/>
+                      </w:rPr>
+                      <m:t xml:space="preserve">1</m:t>
+                    </m:r>
+                  </m:sub>
+                </m:sSub>
+                <m:r>
+                  <m:rPr>
+                    <m:nor/>
+                  </m:rPr>
+                  <w:rPr>
+                    <w:rFonts w:ascii="Cambria Math" w:hAnsi="Cambria Math"/>
+                    <w:sz w:val="28"/>
+                    <w:szCs w:val="28"/>
+                  </w:rPr>
+                  <m:t xml:space="preserve">, … , </m:t>
+                </m:r>
+                <m:sSub>
+                  <m:sSubPr>
+                    <m:ctrlPr>
+                      <w:rPr>
+                        <w:rFonts w:ascii="Cambria Math" w:hAnsi="Cambria Math"/>
+                        <w:i/>
+                        <w:iCs/>
+                        <w:sz w:val="28"/>
+                        <w:szCs w:val="28"/>
+                      </w:rPr>
+                    </m:ctrlPr>
+                  </m:sSubPr>
+                  <m:e>
+                    <m:r>
+                      <w:rPr>
+                        <w:rFonts w:ascii="Cambria Math" w:hAnsi="Cambria Math"/>
+                        <w:sz w:val="28"/>
+                        <w:szCs w:val="28"/>
+                      </w:rPr>
+                      <m:t xml:space="preserve">x</m:t>
+                    </m:r>
+                  </m:e>
+                  <m:sub>
+                    <m:r>
+                      <w:rPr>
+                        <w:rFonts w:ascii="Cambria Math" w:hAnsi="Cambria Math"/>
+                        <w:sz w:val="28"/>
+                        <w:szCs w:val="28"/>
+                      </w:rPr>
+                      <m:t xml:space="preserve">k</m:t>
+                    </m:r>
+                    <m:r>
+                      <m:rPr>
+                        <m:nor/>
+                      </m:rPr>
+                      <w:rPr>
+                        <w:rFonts w:ascii="Cambria Math" w:hAnsi="Cambria Math"/>
+                        <w:sz w:val="28"/>
+                        <w:szCs w:val="28"/>
+                      </w:rPr>
+                      <m:t xml:space="preserve">+</m:t>
+                    </m:r>
+                    <m:r>
+                      <w:rPr>
+                        <w:rFonts w:ascii="Cambria Math" w:hAnsi="Cambria Math"/>
+                        <w:sz w:val="28"/>
+                        <w:szCs w:val="28"/>
+                      </w:rPr>
+                      <m:t xml:space="preserve">1</m:t>
+                    </m:r>
+                  </m:sub>
+                </m:sSub>
+              </m:e>
+            </m:d>
+          </m:e>
+        </m:nary>
+      </m:oMath>
+      <w:r>
+        <w:rPr>
+          <w:sz w:val="28"/>
+        </w:rPr>
+        <w:tab/>
+      </w:r>
+      <w:r>
+        <w:rPr>
+          <w:sz w:val="28"/>
+        </w:rPr>
+        <w:t xml:space="preserve">(А.1)</w:t>
+      </w:r>
+    </w:p>
+    <w:p>
+      <w:pPr>
+        <w:ind w:firstLine="709"/>
+        <w:jc w:val="both"/>
+        <w:rPr>
+          <w:sz w:val="28"/>
+          <w:szCs w:val="28"/>
+        </w:rPr>
+      </w:pPr>
+      <w:r>
+        <w:rPr>
+          <w:sz w:val="28"/>
+          <w:szCs w:val="28"/>
+        </w:rPr>
+        <w:t xml:space="preserve">где каждое слагаемое по теореме о произведении условных вероятностей и предположению индукции воспроизводит распределение p на соответствующей подпоследовательности. Марковость генерации обеспечивает независимость шага от контекста, что завершает доказательство.</w:t>
+      </w:r>
+    </w:p>
+    <w:p>
+      <w:pPr>
+        <w:spacing w:before="240" w:after="120"/>
+        <w:ind w:firstLine="709"/>
+        <w:jc w:val="both"/>
+        <w:keepNext/>
+        <w:rPr>
+          <w:b/>
+          <w:bCs/>
+          <w:sz w:val="28"/>
+          <w:szCs w:val="28"/>
+        </w:rPr>
+      </w:pPr>
+      <w:r>
+        <w:rPr>
+          <w:b/>
+          <w:bCs/>
+          <w:sz w:val="28"/>
+          <w:szCs w:val="28"/>
+        </w:rPr>
+        <w:t xml:space="preserve">А.2 Теорема A (выборочная сложность оценщика переходов)</w:t>
+      </w:r>
+    </w:p>
+    <w:p>
+      <w:pPr>
+        <w:ind w:firstLine="709"/>
+        <w:jc w:val="both"/>
+        <w:rPr>
+          <w:sz w:val="28"/>
+          <w:szCs w:val="28"/>
+        </w:rPr>
+      </w:pPr>
+      <w:r>
+        <w:rPr>
+          <w:sz w:val="28"/>
+          <w:szCs w:val="28"/>
+        </w:rPr>
+        <w:t xml:space="preserve">Доказывается оценка (2.10). По неравенству треугольника ошибка функции ценности разбивается на статистическую и смещения. Статистическая часть: для каждой пары (s, a) эмпирическое распределение переходов есть нормированный счётчик, к которому покоординатно применяется неравенство Хёфдинга; объединение оценок (union bound) по всем |S| · |A| парам даёт логарифмический множитель ln(2|S| · |A| / δ). Перенос ошибки переходов на ошибку ценности использует λ-сжатие оператора Беллмана и вносит множитель 1 / (1 − λ)²: одна степень отвечает за горизонт, вторая — за распространение ошибки через неподвижную точку (стандартный приём, см. [1]).</w:t>
+      </w:r>
+    </w:p>
+    <w:p>
+      <w:pPr>
+        <w:ind w:firstLine="709"/>
+        <w:jc w:val="both"/>
+        <w:rPr>
+          <w:sz w:val="28"/>
+          <w:szCs w:val="28"/>
+        </w:rPr>
+      </w:pPr>
+      <w:r>
+        <w:rPr>
+          <w:sz w:val="28"/>
+          <w:szCs w:val="28"/>
+        </w:rPr>
+        <w:t xml:space="preserve">Часть смещения: сглаживание Лапласа с параметром α при n наблюдениях отклоняет оценку от несглаженной не более чем на α / (n + α) покоординатно; суммирование по носителю и по парам (s, a) и распространение через сжатие дают аддитивный член α |S| R / ((1 − λ)(n_min + α)). Сложение двух частей и даёт правую часть (2.10) с вероятностью не менее 1 − δ. Бэунд не туг по абсолютной величине, но устанавливает скорость сходимости порядка 1 / √(n_min) с убывающим по n_min смещением, чего достаточно для обоснования табличного пайплайна.</w:t>
+      </w:r>
+    </w:p>
+    <w:p>
+      <w:pPr>
+        <w:spacing w:before="240" w:after="120"/>
+        <w:ind w:firstLine="709"/>
+        <w:jc w:val="both"/>
+        <w:keepNext/>
+        <w:rPr>
+          <w:b/>
+          <w:bCs/>
+          <w:sz w:val="28"/>
+          <w:szCs w:val="28"/>
+        </w:rPr>
+      </w:pPr>
+      <w:r>
+        <w:rPr>
+          <w:b/>
+          <w:bCs/>
+          <w:sz w:val="28"/>
+          <w:szCs w:val="28"/>
+        </w:rPr>
+        <w:t xml:space="preserve">А.3 Теорема B (Беллман-инвариантность аддитивного штрафа)</w:t>
+      </w:r>
+    </w:p>
+    <w:p>
+      <w:pPr>
+        <w:ind w:firstLine="709"/>
+        <w:jc w:val="both"/>
+        <w:rPr>
+          <w:sz w:val="28"/>
+          <w:szCs w:val="28"/>
+        </w:rPr>
+      </w:pPr>
+      <w:r>
+        <w:rPr>
+          <w:sz w:val="28"/>
+          <w:szCs w:val="28"/>
+        </w:rPr>
+        <w:t xml:space="preserve">Пусть к награде добавлен штраф −g(s), зависящий только от состояния. Уравнение оптимальности для изменённого MDP принимает вид</w:t>
+      </w:r>
+    </w:p>
+    <w:p>
+      <w:pPr>
+        <w:tabs>
+          <w:tab w:val="center" w:pos="4677"/>
+          <w:tab w:val="right" w:pos="9354"/>
+        </w:tabs>
+        <w:spacing w:before="120" w:after="120"/>
+        <w:ind w:firstLine="0"/>
+        <w:jc w:val="left"/>
+        <w:rPr>
+          <w:sz w:val="28"/>
+          <w:szCs w:val="28"/>
+        </w:rPr>
+      </w:pPr>
+      <w:r>
+        <w:rPr>
+          <w:sz w:val="28"/>
+        </w:rPr>
+        <w:tab/>
+      </w:r>
+      <m:oMath>
+        <m:sSubSup>
+          <m:sSubSupPr>
+            <m:ctrlPr>
+              <w:rPr>
+                <w:rFonts w:ascii="Cambria Math" w:hAnsi="Cambria Math"/>
+                <w:i/>
+                <w:iCs/>
+                <w:sz w:val="28"/>
+                <w:szCs w:val="28"/>
+              </w:rPr>
+            </m:ctrlPr>
+          </m:sSubSupPr>
+          <m:e>
+            <m:r>
+              <w:rPr>
+                <w:rFonts w:ascii="Cambria Math" w:hAnsi="Cambria Math"/>
+                <w:sz w:val="28"/>
+                <w:szCs w:val="28"/>
+              </w:rPr>
+              <m:t xml:space="preserve">V</m:t>
+            </m:r>
+          </m:e>
+          <m:sub>
+            <m:r>
+              <w:rPr>
+                <w:rFonts w:ascii="Cambria Math" w:hAnsi="Cambria Math"/>
+                <w:sz w:val="28"/>
+                <w:szCs w:val="28"/>
+              </w:rPr>
+              <m:t xml:space="preserve">g</m:t>
+            </m:r>
+          </m:sub>
+          <m:sup>
+            <m:r>
+              <w:rPr>
+                <w:rFonts w:ascii="Cambria Math" w:hAnsi="Cambria Math"/>
+                <w:sz w:val="28"/>
+                <w:szCs w:val="28"/>
+              </w:rPr>
+              <m:t xml:space="preserve">*</m:t>
+            </m:r>
+          </m:sup>
+        </m:sSubSup>
+        <m:d>
+          <m:dPr>
+            <m:begChr m:val="("/>
+            <m:endChr m:val=")"/>
+            <m:ctrlPr>
+              <w:rPr>
+                <w:rFonts w:ascii="Cambria Math" w:hAnsi="Cambria Math"/>
+                <w:i/>
+                <w:iCs/>
+                <w:sz w:val="28"/>
+                <w:szCs w:val="28"/>
+              </w:rPr>
+            </m:ctrlPr>
+          </m:dPr>
+          <m:e>
+            <m:r>
+              <w:rPr>
+                <w:rFonts w:ascii="Cambria Math" w:hAnsi="Cambria Math"/>
+                <w:sz w:val="28"/>
+                <w:szCs w:val="28"/>
+              </w:rPr>
+              <m:t xml:space="preserve">s</m:t>
+            </m:r>
+          </m:e>
+        </m:d>
+        <m:r>
+          <m:rPr>
+            <m:nor/>
+          </m:rPr>
+          <w:rPr>
+            <w:rFonts w:ascii="Cambria Math" w:hAnsi="Cambria Math"/>
+            <w:sz w:val="28"/>
+            <w:szCs w:val="28"/>
+          </w:rPr>
+          <m:t xml:space="preserve"> = </m:t>
+        </m:r>
+        <m:r>
+          <m:rPr>
+            <m:nor/>
+          </m:rPr>
+          <w:rPr>
+            <w:rFonts w:ascii="Cambria Math" w:hAnsi="Cambria Math"/>
+            <w:sz w:val="28"/>
+            <w:szCs w:val="28"/>
+          </w:rPr>
+          <m:t xml:space="preserve">−</m:t>
+        </m:r>
+        <m:r>
+          <w:rPr>
+            <w:rFonts w:ascii="Cambria Math" w:hAnsi="Cambria Math"/>
+            <w:sz w:val="28"/>
+            <w:szCs w:val="28"/>
+          </w:rPr>
+          <m:t xml:space="preserve">g</m:t>
+        </m:r>
+        <m:d>
+          <m:dPr>
+            <m:begChr m:val="("/>
+            <m:endChr m:val=")"/>
+            <m:ctrlPr>
+              <w:rPr>
+                <w:rFonts w:ascii="Cambria Math" w:hAnsi="Cambria Math"/>
+                <w:i/>
+                <w:iCs/>
+                <w:sz w:val="28"/>
+                <w:szCs w:val="28"/>
+              </w:rPr>
+            </m:ctrlPr>
+          </m:dPr>
+          <m:e>
+            <m:r>
+              <w:rPr>
+                <w:rFonts w:ascii="Cambria Math" w:hAnsi="Cambria Math"/>
+                <w:sz w:val="28"/>
+                <w:szCs w:val="28"/>
+              </w:rPr>
+              <m:t xml:space="preserve">s</m:t>
+            </m:r>
+          </m:e>
+        </m:d>
+        <m:r>
+          <m:rPr>
+            <m:nor/>
+          </m:rPr>
+          <w:rPr>
+            <w:rFonts w:ascii="Cambria Math" w:hAnsi="Cambria Math"/>
+            <w:sz w:val="28"/>
+            <w:szCs w:val="28"/>
+          </w:rPr>
+          <m:t xml:space="preserve"> + </m:t>
+        </m:r>
+        <m:sSub>
+          <m:sSubPr>
+            <m:ctrlPr>
+              <w:rPr>
+                <w:rFonts w:ascii="Cambria Math" w:hAnsi="Cambria Math"/>
+                <w:i/>
+                <w:iCs/>
+                <w:sz w:val="28"/>
+                <w:szCs w:val="28"/>
+              </w:rPr>
+            </m:ctrlPr>
+          </m:sSubPr>
+          <m:e>
+            <m:r>
+              <m:rPr>
+                <m:nor/>
+              </m:rPr>
+              <w:rPr>
+                <w:rFonts w:ascii="Cambria Math" w:hAnsi="Cambria Math"/>
+                <w:sz w:val="28"/>
+                <w:szCs w:val="28"/>
+              </w:rPr>
+              <m:t xml:space="preserve">max</m:t>
+            </m:r>
+          </m:e>
+          <m:sub>
+            <m:r>
+              <w:rPr>
+                <w:rFonts w:ascii="Cambria Math" w:hAnsi="Cambria Math"/>
+                <w:sz w:val="28"/>
+                <w:szCs w:val="28"/>
+              </w:rPr>
+              <m:t xml:space="preserve">a</m:t>
+            </m:r>
+            <m:r>
+              <m:rPr>
+                <m:nor/>
+              </m:rPr>
+              <w:rPr>
+                <w:rFonts w:ascii="Cambria Math" w:hAnsi="Cambria Math"/>
+                <w:sz w:val="28"/>
+                <w:szCs w:val="28"/>
+              </w:rPr>
+              <m:t xml:space="preserve"> ∈ </m:t>
+            </m:r>
+            <m:r>
+              <w:rPr>
+                <w:rFonts w:ascii="Cambria Math" w:hAnsi="Cambria Math"/>
+                <w:sz w:val="28"/>
+                <w:szCs w:val="28"/>
+              </w:rPr>
+              <m:t xml:space="preserve">A</m:t>
+            </m:r>
+          </m:sub>
+        </m:sSub>
+        <m:d>
+          <m:dPr>
+            <m:begChr m:val="["/>
+            <m:endChr m:val="]"/>
+            <m:ctrlPr>
+              <w:rPr>
+                <w:rFonts w:ascii="Cambria Math" w:hAnsi="Cambria Math"/>
+                <w:i/>
+                <w:iCs/>
+                <w:sz w:val="28"/>
+                <w:szCs w:val="28"/>
+              </w:rPr>
+            </m:ctrlPr>
+          </m:dPr>
+          <m:e>
+            <m:r>
+              <w:rPr>
+                <w:rFonts w:ascii="Cambria Math" w:hAnsi="Cambria Math"/>
+                <w:sz w:val="28"/>
+                <w:szCs w:val="28"/>
+              </w:rPr>
+              <m:t xml:space="preserve">r</m:t>
+            </m:r>
+            <m:d>
+              <m:dPr>
+                <m:begChr m:val="("/>
+                <m:endChr m:val=")"/>
+                <m:ctrlPr>
+                  <w:rPr>
+                    <w:rFonts w:ascii="Cambria Math" w:hAnsi="Cambria Math"/>
+                    <w:i/>
+                    <w:iCs/>
+                    <w:sz w:val="28"/>
+                    <w:szCs w:val="28"/>
+                  </w:rPr>
+                </m:ctrlPr>
+              </m:dPr>
+              <m:e>
+                <m:r>
+                  <w:rPr>
+                    <w:rFonts w:ascii="Cambria Math" w:hAnsi="Cambria Math"/>
+                    <w:sz w:val="28"/>
+                    <w:szCs w:val="28"/>
+                  </w:rPr>
+                  <m:t xml:space="preserve">s</m:t>
+                </m:r>
+                <m:r>
+                  <m:rPr>
+                    <m:nor/>
+                  </m:rPr>
+                  <w:rPr>
+                    <w:rFonts w:ascii="Cambria Math" w:hAnsi="Cambria Math"/>
+                    <w:sz w:val="28"/>
+                    <w:szCs w:val="28"/>
+                  </w:rPr>
+                  <m:t xml:space="preserve">, </m:t>
+                </m:r>
+                <m:r>
+                  <w:rPr>
+                    <w:rFonts w:ascii="Cambria Math" w:hAnsi="Cambria Math"/>
+                    <w:sz w:val="28"/>
+                    <w:szCs w:val="28"/>
+                  </w:rPr>
+                  <m:t xml:space="preserve">a</m:t>
+                </m:r>
+              </m:e>
+            </m:d>
+            <m:r>
+              <m:rPr>
+                <m:nor/>
+              </m:rPr>
+              <w:rPr>
+                <w:rFonts w:ascii="Cambria Math" w:hAnsi="Cambria Math"/>
+                <w:sz w:val="28"/>
+                <w:szCs w:val="28"/>
+              </w:rPr>
+              <m:t xml:space="preserve"> + </m:t>
+            </m:r>
+            <m:r>
+              <w:rPr>
+                <w:rFonts w:ascii="Cambria Math" w:hAnsi="Cambria Math"/>
+                <w:sz w:val="28"/>
+                <w:szCs w:val="28"/>
+              </w:rPr>
+              <m:t xml:space="preserve">λ</m:t>
+            </m:r>
+            <m:nary>
+              <m:naryPr>
+                <m:chr m:val="∑"/>
+                <m:limLoc m:val="undOvr"/>
+                <m:subHide m:val="0"/>
+                <m:supHide m:val="1"/>
+                <m:ctrlPr>
+                  <w:rPr>
+                    <w:rFonts w:ascii="Cambria Math" w:hAnsi="Cambria Math"/>
+                    <w:i/>
+                    <w:iCs/>
+                    <w:sz w:val="28"/>
+                    <w:szCs w:val="28"/>
+                  </w:rPr>
+                </m:ctrlPr>
+              </m:naryPr>
+              <m:sub>
+                <m:r>
+                  <w:rPr>
+                    <w:rFonts w:ascii="Cambria Math" w:hAnsi="Cambria Math"/>
+                    <w:sz w:val="28"/>
+                    <w:szCs w:val="28"/>
+                  </w:rPr>
+                  <m:t xml:space="preserve">s′</m:t>
+                </m:r>
+              </m:sub>
+              <m:sup/>
+              <m:e>
+                <m:r>
+                  <w:rPr>
+                    <w:rFonts w:ascii="Cambria Math" w:hAnsi="Cambria Math"/>
+                    <w:sz w:val="28"/>
+                    <w:szCs w:val="28"/>
+                  </w:rPr>
+                  <m:t xml:space="preserve">P</m:t>
+                </m:r>
+                <m:d>
+                  <m:dPr>
+                    <m:begChr m:val="("/>
+                    <m:endChr m:val=")"/>
+                    <m:ctrlPr>
+                      <w:rPr>
+                        <w:rFonts w:ascii="Cambria Math" w:hAnsi="Cambria Math"/>
+                        <w:i/>
+                        <w:iCs/>
+                        <w:sz w:val="28"/>
+                        <w:szCs w:val="28"/>
+                      </w:rPr>
+                    </m:ctrlPr>
+                  </m:dPr>
+                  <m:e>
+                    <m:r>
+                      <w:rPr>
+                        <w:rFonts w:ascii="Cambria Math" w:hAnsi="Cambria Math"/>
+                        <w:sz w:val="28"/>
+                        <w:szCs w:val="28"/>
+                      </w:rPr>
+                      <m:t xml:space="preserve">s′</m:t>
+                    </m:r>
+                    <m:r>
+                      <m:rPr>
+                        <m:nor/>
+                      </m:rPr>
+                      <w:rPr>
+                        <w:rFonts w:ascii="Cambria Math" w:hAnsi="Cambria Math"/>
+                        <w:sz w:val="28"/>
+                        <w:szCs w:val="28"/>
+                      </w:rPr>
+                      <m:t xml:space="preserve"> | </m:t>
+                    </m:r>
+                    <m:r>
+                      <w:rPr>
+                        <w:rFonts w:ascii="Cambria Math" w:hAnsi="Cambria Math"/>
+                        <w:sz w:val="28"/>
+                        <w:szCs w:val="28"/>
+                      </w:rPr>
+                      <m:t xml:space="preserve">s</m:t>
+                    </m:r>
+                    <m:r>
+                      <m:rPr>
+                        <m:nor/>
+                      </m:rPr>
+                      <w:rPr>
+                        <w:rFonts w:ascii="Cambria Math" w:hAnsi="Cambria Math"/>
+                        <w:sz w:val="28"/>
+                        <w:szCs w:val="28"/>
+                      </w:rPr>
+                      <m:t xml:space="preserve">, </m:t>
+                    </m:r>
+                    <m:r>
+                      <w:rPr>
+                        <w:rFonts w:ascii="Cambria Math" w:hAnsi="Cambria Math"/>
+                        <w:sz w:val="28"/>
+                        <w:szCs w:val="28"/>
+                      </w:rPr>
+                      <m:t xml:space="preserve">a</m:t>
+                    </m:r>
+                  </m:e>
+                </m:d>
+                <m:r>
+                  <w:rPr>
+                    <w:rFonts w:ascii="Cambria Math" w:hAnsi="Cambria Math"/>
+                    <w:sz w:val="28"/>
+                    <w:szCs w:val="28"/>
+                  </w:rPr>
+                  <m:t xml:space="preserve"> </m:t>
+                </m:r>
+                <m:sSubSup>
+                  <m:sSubSupPr>
+                    <m:ctrlPr>
+                      <w:rPr>
+                        <w:rFonts w:ascii="Cambria Math" w:hAnsi="Cambria Math"/>
+                        <w:i/>
+                        <w:iCs/>
+                        <w:sz w:val="28"/>
+                        <w:szCs w:val="28"/>
+                      </w:rPr>
+                    </m:ctrlPr>
+                  </m:sSubSupPr>
+                  <m:e>
+                    <m:r>
+                      <w:rPr>
+                        <w:rFonts w:ascii="Cambria Math" w:hAnsi="Cambria Math"/>
+                        <w:sz w:val="28"/>
+                        <w:szCs w:val="28"/>
+                      </w:rPr>
+                      <m:t xml:space="preserve">V</m:t>
+                    </m:r>
+                  </m:e>
+                  <m:sub>
+                    <m:r>
+                      <w:rPr>
+                        <w:rFonts w:ascii="Cambria Math" w:hAnsi="Cambria Math"/>
+                        <w:sz w:val="28"/>
+                        <w:szCs w:val="28"/>
+                      </w:rPr>
+                      <m:t xml:space="preserve">g</m:t>
+                    </m:r>
+                  </m:sub>
+                  <m:sup>
+                    <m:r>
+                      <w:rPr>
+                        <w:rFonts w:ascii="Cambria Math" w:hAnsi="Cambria Math"/>
+                        <w:sz w:val="28"/>
+                        <w:szCs w:val="28"/>
+                      </w:rPr>
+                      <m:t xml:space="preserve">*</m:t>
+                    </m:r>
+                  </m:sup>
+                </m:sSubSup>
+                <m:d>
+                  <m:dPr>
+                    <m:begChr m:val="("/>
+                    <m:endChr m:val=")"/>
+                    <m:ctrlPr>
+                      <w:rPr>
+                        <w:rFonts w:ascii="Cambria Math" w:hAnsi="Cambria Math"/>
+                        <w:i/>
+                        <w:iCs/>
+                        <w:sz w:val="28"/>
+                        <w:szCs w:val="28"/>
+                      </w:rPr>
+                    </m:ctrlPr>
+                  </m:dPr>
+                  <m:e>
+                    <m:r>
+                      <w:rPr>
+                        <w:rFonts w:ascii="Cambria Math" w:hAnsi="Cambria Math"/>
+                        <w:sz w:val="28"/>
+                        <w:szCs w:val="28"/>
+                      </w:rPr>
+                      <m:t xml:space="preserve">s′</m:t>
+                    </m:r>
+                  </m:e>
+                </m:d>
+              </m:e>
+            </m:nary>
+          </m:e>
+        </m:d>
+      </m:oMath>
+      <w:r>
+        <w:rPr>
+          <w:sz w:val="28"/>
+        </w:rPr>
+        <w:tab/>
+      </w:r>
+      <w:r>
+        <w:rPr>
+          <w:sz w:val="28"/>
+        </w:rPr>
+        <w:t xml:space="preserve">(А.2)</w:t>
+      </w:r>
+    </w:p>
+    <w:p>
+      <w:pPr>
+        <w:ind w:firstLine="709"/>
+        <w:jc w:val="both"/>
+        <w:rPr>
+          <w:sz w:val="28"/>
+          <w:szCs w:val="28"/>
+        </w:rPr>
+      </w:pPr>
+      <w:r>
+        <w:rPr>
+          <w:sz w:val="28"/>
+          <w:szCs w:val="28"/>
+        </w:rPr>
+        <w:t xml:space="preserve">Слагаемое −g(s) не зависит от действия и выносится за знак максимума, поэтому argmax по a — а с ним и оптимальная политика — совпадает с политикой исходного MDP; функция ценности отличается лишь на дисконтированную сумму штрафов вдоль траектории. Следовательно, штраф качества способна изменить только связанная с действием форма, что и обосновывает конструкцию награды (2.8). Аддитивность сохраняет λ-сжатие оператора, тогда как мультипликативная форма его разрушала.</w:t>
+      </w:r>
+    </w:p>
+    <w:p>
+      <w:pPr>
+        <w:spacing w:before="240" w:after="120"/>
+        <w:ind w:firstLine="709"/>
+        <w:jc w:val="both"/>
+        <w:keepNext/>
+        <w:rPr>
+          <w:b/>
+          <w:bCs/>
+          <w:sz w:val="28"/>
+          <w:szCs w:val="28"/>
+        </w:rPr>
+      </w:pPr>
+      <w:r>
+        <w:rPr>
+          <w:b/>
+          <w:bCs/>
+          <w:sz w:val="28"/>
+          <w:szCs w:val="28"/>
+        </w:rPr>
+        <w:t xml:space="preserve">А.4 Теорема C (оценка субоптимальности каскада)</w:t>
+      </w:r>
+    </w:p>
+    <w:p>
+      <w:pPr>
+        <w:ind w:firstLine="709"/>
+        <w:jc w:val="both"/>
+        <w:rPr>
+          <w:sz w:val="28"/>
+          <w:szCs w:val="28"/>
+        </w:rPr>
+      </w:pPr>
+      <w:r>
+        <w:rPr>
+          <w:sz w:val="28"/>
+          <w:szCs w:val="28"/>
+        </w:rPr>
+        <w:t xml:space="preserve">Доказательство опирается на лемму о разности производительностей [9], выражающую разрыв ценности двух политик через стационарное среднее преимущества:</w:t>
+      </w:r>
+    </w:p>
+    <w:p>
+      <w:pPr>
+        <w:tabs>
+          <w:tab w:val="center" w:pos="4677"/>
+          <w:tab w:val="right" w:pos="9354"/>
+        </w:tabs>
+        <w:spacing w:before="120" w:after="120"/>
+        <w:ind w:firstLine="0"/>
+        <w:jc w:val="left"/>
+        <w:rPr>
+          <w:sz w:val="28"/>
+          <w:szCs w:val="28"/>
+        </w:rPr>
+      </w:pPr>
+      <w:r>
+        <w:rPr>
+          <w:sz w:val="28"/>
+        </w:rPr>
+        <w:tab/>
+      </w:r>
+      <m:oMath>
+        <m:sSub>
+          <m:sSubPr>
+            <m:ctrlPr>
+              <w:rPr>
+                <w:rFonts w:ascii="Cambria Math" w:hAnsi="Cambria Math"/>
+                <w:i/>
+                <w:iCs/>
+                <w:sz w:val="28"/>
+                <w:szCs w:val="28"/>
+              </w:rPr>
+            </m:ctrlPr>
+          </m:sSubPr>
+          <m:e>
+            <m:r>
+              <w:rPr>
+                <w:rFonts w:ascii="Cambria Math" w:hAnsi="Cambria Math"/>
+                <w:sz w:val="28"/>
+                <w:szCs w:val="28"/>
+              </w:rPr>
+              <m:t xml:space="preserve">V</m:t>
+            </m:r>
+          </m:e>
+          <m:sub>
+            <m:r>
+              <w:rPr>
+                <w:rFonts w:ascii="Cambria Math" w:hAnsi="Cambria Math"/>
+                <w:sz w:val="28"/>
+                <w:szCs w:val="28"/>
+              </w:rPr>
+              <m:t xml:space="preserve">joint</m:t>
+            </m:r>
+          </m:sub>
+        </m:sSub>
+        <m:r>
+          <m:rPr>
+            <m:nor/>
+          </m:rPr>
+          <w:rPr>
+            <w:rFonts w:ascii="Cambria Math" w:hAnsi="Cambria Math"/>
+            <w:sz w:val="28"/>
+            <w:szCs w:val="28"/>
+          </w:rPr>
+          <m:t xml:space="preserve"> − </m:t>
+        </m:r>
+        <m:sSub>
+          <m:sSubPr>
+            <m:ctrlPr>
+              <w:rPr>
+                <w:rFonts w:ascii="Cambria Math" w:hAnsi="Cambria Math"/>
+                <w:i/>
+                <w:iCs/>
+                <w:sz w:val="28"/>
+                <w:szCs w:val="28"/>
+              </w:rPr>
+            </m:ctrlPr>
+          </m:sSubPr>
+          <m:e>
+            <m:r>
+              <w:rPr>
+                <w:rFonts w:ascii="Cambria Math" w:hAnsi="Cambria Math"/>
+                <w:sz w:val="28"/>
+                <w:szCs w:val="28"/>
+              </w:rPr>
+              <m:t xml:space="preserve">V</m:t>
+            </m:r>
+          </m:e>
+          <m:sub>
+            <m:r>
+              <w:rPr>
+                <w:rFonts w:ascii="Cambria Math" w:hAnsi="Cambria Math"/>
+                <w:sz w:val="28"/>
+                <w:szCs w:val="28"/>
+              </w:rPr>
+              <m:t xml:space="preserve">cascade</m:t>
+            </m:r>
+          </m:sub>
+        </m:sSub>
+        <m:r>
+          <m:rPr>
+            <m:nor/>
+          </m:rPr>
+          <w:rPr>
+            <w:rFonts w:ascii="Cambria Math" w:hAnsi="Cambria Math"/>
+            <w:sz w:val="28"/>
+            <w:szCs w:val="28"/>
+          </w:rPr>
+          <m:t xml:space="preserve"> = </m:t>
+        </m:r>
+        <m:f>
+          <m:fPr>
+            <m:ctrlPr>
+              <w:rPr>
+                <w:rFonts w:ascii="Cambria Math" w:hAnsi="Cambria Math"/>
+                <w:i/>
+                <w:iCs/>
+                <w:sz w:val="28"/>
+                <w:szCs w:val="28"/>
+              </w:rPr>
+            </m:ctrlPr>
+          </m:fPr>
+          <m:num>
+            <m:r>
+              <w:rPr>
+                <w:rFonts w:ascii="Cambria Math" w:hAnsi="Cambria Math"/>
+                <w:sz w:val="28"/>
+                <w:szCs w:val="28"/>
+              </w:rPr>
+              <m:t xml:space="preserve">1</m:t>
+            </m:r>
+          </m:num>
+          <m:den>
+            <m:r>
+              <w:rPr>
+                <w:rFonts w:ascii="Cambria Math" w:hAnsi="Cambria Math"/>
+                <w:sz w:val="28"/>
+                <w:szCs w:val="28"/>
+              </w:rPr>
+              <m:t xml:space="preserve">1</m:t>
+            </m:r>
+            <m:r>
+              <m:rPr>
+                <m:nor/>
+              </m:rPr>
+              <w:rPr>
+                <w:rFonts w:ascii="Cambria Math" w:hAnsi="Cambria Math"/>
+                <w:sz w:val="28"/>
+                <w:szCs w:val="28"/>
+              </w:rPr>
+              <m:t xml:space="preserve"> − </m:t>
+            </m:r>
+            <m:r>
+              <w:rPr>
+                <w:rFonts w:ascii="Cambria Math" w:hAnsi="Cambria Math"/>
+                <w:sz w:val="28"/>
+                <w:szCs w:val="28"/>
+              </w:rPr>
+              <m:t xml:space="preserve">λ</m:t>
+            </m:r>
+          </m:den>
+        </m:f>
+        <m:r>
+          <w:rPr>
+            <w:rFonts w:ascii="Cambria Math" w:hAnsi="Cambria Math"/>
+            <w:sz w:val="28"/>
+            <w:szCs w:val="28"/>
+          </w:rPr>
+          <m:t xml:space="preserve"> </m:t>
+        </m:r>
+        <m:sSub>
+          <m:sSubPr>
+            <m:ctrlPr>
+              <w:rPr>
+                <w:rFonts w:ascii="Cambria Math" w:hAnsi="Cambria Math"/>
+                <w:i/>
+                <w:iCs/>
+                <w:sz w:val="28"/>
+                <w:szCs w:val="28"/>
+              </w:rPr>
+            </m:ctrlPr>
+          </m:sSubPr>
+          <m:e>
+            <m:r>
+              <m:rPr>
+                <m:nor/>
+              </m:rPr>
+              <w:rPr>
+                <w:rFonts w:ascii="Cambria Math" w:hAnsi="Cambria Math"/>
+                <w:sz w:val="28"/>
+                <w:szCs w:val="28"/>
+              </w:rPr>
+              <m:t xml:space="preserve">E</m:t>
+            </m:r>
+          </m:e>
+          <m:sub>
+            <m:r>
+              <w:rPr>
+                <w:rFonts w:ascii="Cambria Math" w:hAnsi="Cambria Math"/>
+                <w:sz w:val="28"/>
+                <w:szCs w:val="28"/>
+              </w:rPr>
+              <m:t xml:space="preserve">s</m:t>
+            </m:r>
+            <m:r>
+              <m:rPr>
+                <m:nor/>
+              </m:rPr>
+              <w:rPr>
+                <w:rFonts w:ascii="Cambria Math" w:hAnsi="Cambria Math"/>
+                <w:sz w:val="28"/>
+                <w:szCs w:val="28"/>
+              </w:rPr>
+              <m:t xml:space="preserve"> ~ </m:t>
+            </m:r>
+            <m:sSubSup>
+              <m:sSubSupPr>
+                <m:ctrlPr>
+                  <w:rPr>
+                    <w:rFonts w:ascii="Cambria Math" w:hAnsi="Cambria Math"/>
+                    <w:i/>
+                    <w:iCs/>
+                    <w:sz w:val="28"/>
+                    <w:szCs w:val="28"/>
+                  </w:rPr>
+                </m:ctrlPr>
+              </m:sSubSupPr>
+              <m:e>
+                <m:r>
+                  <w:rPr>
+                    <w:rFonts w:ascii="Cambria Math" w:hAnsi="Cambria Math"/>
+                    <w:sz w:val="28"/>
+                    <w:szCs w:val="28"/>
+                  </w:rPr>
+                  <m:t xml:space="preserve">μ</m:t>
+                </m:r>
+              </m:e>
+              <m:sub>
+                <m:r>
+                  <w:rPr>
+                    <w:rFonts w:ascii="Cambria Math" w:hAnsi="Cambria Math"/>
+                    <w:sz w:val="28"/>
+                    <w:szCs w:val="28"/>
+                  </w:rPr>
+                  <m:t xml:space="preserve">J</m:t>
+                </m:r>
+              </m:sub>
+              <m:sup>
+                <m:r>
+                  <w:rPr>
+                    <w:rFonts w:ascii="Cambria Math" w:hAnsi="Cambria Math"/>
+                    <w:sz w:val="28"/>
+                    <w:szCs w:val="28"/>
+                  </w:rPr>
+                  <m:t xml:space="preserve">*</m:t>
+                </m:r>
+              </m:sup>
+            </m:sSubSup>
+          </m:sub>
+        </m:sSub>
+        <m:d>
+          <m:dPr>
+            <m:begChr m:val="["/>
+            <m:endChr m:val="]"/>
+            <m:ctrlPr>
+              <w:rPr>
+                <w:rFonts w:ascii="Cambria Math" w:hAnsi="Cambria Math"/>
+                <w:i/>
+                <w:iCs/>
+                <w:sz w:val="28"/>
+                <w:szCs w:val="28"/>
+              </w:rPr>
+            </m:ctrlPr>
+          </m:dPr>
+          <m:e>
+            <m:sSup>
+              <m:sSupPr>
+                <m:ctrlPr>
+                  <w:rPr>
+                    <w:rFonts w:ascii="Cambria Math" w:hAnsi="Cambria Math"/>
+                    <w:i/>
+                    <w:iCs/>
+                    <w:sz w:val="28"/>
+                    <w:szCs w:val="28"/>
+                  </w:rPr>
+                </m:ctrlPr>
+              </m:sSupPr>
+              <m:e>
+                <m:r>
+                  <w:rPr>
+                    <w:rFonts w:ascii="Cambria Math" w:hAnsi="Cambria Math"/>
+                    <w:sz w:val="28"/>
+                    <w:szCs w:val="28"/>
+                  </w:rPr>
+                  <m:t xml:space="preserve">A</m:t>
+                </m:r>
+              </m:e>
+              <m:sup>
+                <m:sSub>
+                  <m:sSubPr>
+                    <m:ctrlPr>
+                      <w:rPr>
+                        <w:rFonts w:ascii="Cambria Math" w:hAnsi="Cambria Math"/>
+                        <w:i/>
+                        <w:iCs/>
+                        <w:sz w:val="28"/>
+                        <w:szCs w:val="28"/>
+                      </w:rPr>
+                    </m:ctrlPr>
+                  </m:sSubPr>
+                  <m:e>
+                    <m:r>
+                      <w:rPr>
+                        <w:rFonts w:ascii="Cambria Math" w:hAnsi="Cambria Math"/>
+                        <w:sz w:val="28"/>
+                        <w:szCs w:val="28"/>
+                      </w:rPr>
+                      <m:t xml:space="preserve">π</m:t>
+                    </m:r>
+                  </m:e>
+                  <m:sub>
+                    <m:r>
+                      <w:rPr>
+                        <w:rFonts w:ascii="Cambria Math" w:hAnsi="Cambria Math"/>
+                        <w:sz w:val="28"/>
+                        <w:szCs w:val="28"/>
+                      </w:rPr>
+                      <m:t xml:space="preserve">C</m:t>
+                    </m:r>
+                  </m:sub>
+                </m:sSub>
+              </m:sup>
+            </m:sSup>
+            <m:d>
+              <m:dPr>
+                <m:begChr m:val="("/>
+                <m:endChr m:val=")"/>
+                <m:ctrlPr>
+                  <w:rPr>
+                    <w:rFonts w:ascii="Cambria Math" w:hAnsi="Cambria Math"/>
+                    <w:i/>
+                    <w:iCs/>
+                    <w:sz w:val="28"/>
+                    <w:szCs w:val="28"/>
+                  </w:rPr>
+                </m:ctrlPr>
+              </m:dPr>
+              <m:e>
+                <m:r>
+                  <w:rPr>
+                    <w:rFonts w:ascii="Cambria Math" w:hAnsi="Cambria Math"/>
+                    <w:sz w:val="28"/>
+                    <w:szCs w:val="28"/>
+                  </w:rPr>
+                  <m:t xml:space="preserve">s</m:t>
+                </m:r>
+                <m:r>
+                  <m:rPr>
+                    <m:nor/>
+                  </m:rPr>
+                  <w:rPr>
+                    <w:rFonts w:ascii="Cambria Math" w:hAnsi="Cambria Math"/>
+                    <w:sz w:val="28"/>
+                    <w:szCs w:val="28"/>
+                  </w:rPr>
+                  <m:t xml:space="preserve">, </m:t>
+                </m:r>
+                <m:sSub>
+                  <m:sSubPr>
+                    <m:ctrlPr>
+                      <w:rPr>
+                        <w:rFonts w:ascii="Cambria Math" w:hAnsi="Cambria Math"/>
+                        <w:i/>
+                        <w:iCs/>
+                        <w:sz w:val="28"/>
+                        <w:szCs w:val="28"/>
+                      </w:rPr>
+                    </m:ctrlPr>
+                  </m:sSubPr>
+                  <m:e>
+                    <m:r>
+                      <w:rPr>
+                        <w:rFonts w:ascii="Cambria Math" w:hAnsi="Cambria Math"/>
+                        <w:sz w:val="28"/>
+                        <w:szCs w:val="28"/>
+                      </w:rPr>
+                      <m:t xml:space="preserve">π</m:t>
+                    </m:r>
+                  </m:e>
+                  <m:sub>
+                    <m:r>
+                      <w:rPr>
+                        <w:rFonts w:ascii="Cambria Math" w:hAnsi="Cambria Math"/>
+                        <w:sz w:val="28"/>
+                        <w:szCs w:val="28"/>
+                      </w:rPr>
+                      <m:t xml:space="preserve">J</m:t>
+                    </m:r>
+                  </m:sub>
+                </m:sSub>
+                <m:d>
+                  <m:dPr>
+                    <m:begChr m:val="("/>
+                    <m:endChr m:val=")"/>
+                    <m:ctrlPr>
+                      <w:rPr>
+                        <w:rFonts w:ascii="Cambria Math" w:hAnsi="Cambria Math"/>
+                        <w:i/>
+                        <w:iCs/>
+                        <w:sz w:val="28"/>
+                        <w:szCs w:val="28"/>
+                      </w:rPr>
+                    </m:ctrlPr>
+                  </m:dPr>
+                  <m:e>
+                    <m:r>
+                      <w:rPr>
+                        <w:rFonts w:ascii="Cambria Math" w:hAnsi="Cambria Math"/>
+                        <w:sz w:val="28"/>
+                        <w:szCs w:val="28"/>
+                      </w:rPr>
+                      <m:t xml:space="preserve">s</m:t>
+                    </m:r>
+                  </m:e>
+                </m:d>
+              </m:e>
+            </m:d>
+          </m:e>
+        </m:d>
+      </m:oMath>
+      <w:r>
+        <w:rPr>
+          <w:sz w:val="28"/>
+        </w:rPr>
+        <w:tab/>
+      </w:r>
+      <w:r>
+        <w:rPr>
+          <w:sz w:val="28"/>
+        </w:rPr>
+        <w:t xml:space="preserve">(А.3)</w:t>
+      </w:r>
+    </w:p>
+    <w:p>
+      <w:pPr>
+        <w:ind w:firstLine="709"/>
+        <w:jc w:val="both"/>
+        <w:rPr>
+          <w:sz w:val="28"/>
+          <w:szCs w:val="28"/>
+        </w:rPr>
+      </w:pPr>
+      <w:r>
+        <w:rPr>
+          <w:sz w:val="28"/>
+          <w:szCs w:val="28"/>
+        </w:rPr>
+        <w:t xml:space="preserve">Вне множества B нарушения условия C4 каскадная политика локально оптимальна, и преимущество неположительно; на B оно по модулю не превосходит 2R_max / (1 − λ). Разбивая ожидание по индикатору B и оценивая часть на B сверху, получаем оценку (2.11), линейную по стационарной массе нарушения μ*_J(B). Честная оговорка: эмпирически μ*_J(B) ≈ 0,90 (см. приложение В), поэтому правая часть (2.11) оценивается величиной порядка нескольких сотен и как абсолютная оценка вакуумна; содержательный результат даёт теорема D.</w:t>
+      </w:r>
+    </w:p>
+    <w:p>
+      <w:pPr>
+        <w:spacing w:before="240" w:after="120"/>
+        <w:ind w:firstLine="709"/>
+        <w:jc w:val="both"/>
+        <w:keepNext/>
+        <w:rPr>
+          <w:b/>
+          <w:bCs/>
+          <w:sz w:val="28"/>
+          <w:szCs w:val="28"/>
+        </w:rPr>
+      </w:pPr>
+      <w:r>
+        <w:rPr>
+          <w:b/>
+          <w:bCs/>
+          <w:sz w:val="28"/>
+          <w:szCs w:val="28"/>
+        </w:rPr>
+        <w:t xml:space="preserve">А.5 Теорема D (точный разрыв ценности)</w:t>
+      </w:r>
+    </w:p>
+    <w:p>
+      <w:pPr>
+        <w:ind w:firstLine="709"/>
+        <w:jc w:val="both"/>
+        <w:rPr>
+          <w:sz w:val="28"/>
+          <w:szCs w:val="28"/>
+        </w:rPr>
+      </w:pPr>
+      <w:r>
+        <w:rPr>
+          <w:sz w:val="28"/>
+          <w:szCs w:val="28"/>
+        </w:rPr>
+        <w:t xml:space="preserve">Равенство (А.3) выполнено точно, а не только как оценка сверху. Поэтому величина разрыва ценности определяется не размером множества B, а средним преимуществом каскадной политики на нём. Эмпирическое усреднение этого преимущества пренебрежимо мало (порядка 6·10⁻⁵ на паре 14B/0.5B и 10⁻³ на паре 7B/1.5B), поэтому, несмотря на повсеместное нарушение C4, точный стационарно-взвешенный разрыв мал (+0,005 и +0,10 соответственно). Это и объясняет наблюдаемое практическое совпадение совместной и каскадной политик: нарушение C4 повсеместно, но доброкачественно.</w:t>
+      </w:r>
+    </w:p>
+    <w:p>
+      <w:pPr>
+        <w:spacing w:before="240" w:after="120"/>
+        <w:ind w:firstLine="709"/>
+        <w:jc w:val="both"/>
+        <w:keepNext/>
+        <w:rPr>
+          <w:b/>
+          <w:bCs/>
+          <w:sz w:val="28"/>
+          <w:szCs w:val="28"/>
+        </w:rPr>
+      </w:pPr>
+      <w:r>
+        <w:rPr>
+          <w:b/>
+          <w:bCs/>
+          <w:sz w:val="28"/>
+          <w:szCs w:val="28"/>
+        </w:rPr>
+        <w:t xml:space="preserve">А.6 Теоремы 2.3 и 2.4</w:t>
+      </w:r>
+    </w:p>
+    <w:p>
+      <w:pPr>
+        <w:ind w:firstLine="709"/>
+        <w:jc w:val="both"/>
+        <w:rPr>
+          <w:sz w:val="28"/>
+          <w:szCs w:val="28"/>
+        </w:rPr>
+      </w:pPr>
+      <w:r>
+        <w:rPr>
+          <w:sz w:val="28"/>
+          <w:szCs w:val="28"/>
+        </w:rPr>
+        <w:t xml:space="preserve">Теорема 2.3 (слабое доминирование). Любая каскадная политика реализуема и в совместном пространстве, то есть Π_cascade ⊂ Π_joint. Оптимум по большему множеству политик не меньше оптимума по меньшему, поэтому V_joint(s) ≥ V_cascade(s) во всех состояниях s. Строгого доминирования это рассуждение не даёт, и эмпирически (раздел 4) разрыв статистически неотличим от нуля.</w:t>
+      </w:r>
+    </w:p>
+    <w:p>
+      <w:pPr>
+        <w:ind w:firstLine="709"/>
+        <w:jc w:val="both"/>
+        <w:rPr>
+          <w:sz w:val="28"/>
+          <w:szCs w:val="28"/>
+        </w:rPr>
+      </w:pPr>
+      <w:r>
+        <w:rPr>
+          <w:sz w:val="28"/>
+          <w:szCs w:val="28"/>
+        </w:rPr>
+        <w:t xml:space="preserve">Теорема 2.4 (скаляризация Парето). Множество достижимых пар (η, D) по всем стохастическим стационарным политикам выпукло: рандомизация политик с весами w_i даёт пару</w:t>
+      </w:r>
+    </w:p>
+    <w:p>
+      <w:pPr>
+        <w:tabs>
+          <w:tab w:val="center" w:pos="4677"/>
+          <w:tab w:val="right" w:pos="9354"/>
+        </w:tabs>
+        <w:spacing w:before="120" w:after="120"/>
+        <w:ind w:firstLine="0"/>
+        <w:jc w:val="left"/>
+        <w:rPr>
+          <w:sz w:val="28"/>
+          <w:szCs w:val="28"/>
+        </w:rPr>
+      </w:pPr>
+      <w:r>
+        <w:rPr>
+          <w:sz w:val="28"/>
+        </w:rPr>
+        <w:tab/>
+      </w:r>
+      <m:oMath>
+        <m:d>
+          <m:dPr>
+            <m:begChr m:val="("/>
+            <m:endChr m:val=")"/>
+            <m:ctrlPr>
+              <w:rPr>
+                <w:rFonts w:ascii="Cambria Math" w:hAnsi="Cambria Math"/>
+                <w:i/>
+                <w:iCs/>
+                <w:sz w:val="28"/>
+                <w:szCs w:val="28"/>
+              </w:rPr>
+            </m:ctrlPr>
+          </m:dPr>
+          <m:e>
+            <m:r>
+              <w:rPr>
+                <w:rFonts w:ascii="Cambria Math" w:hAnsi="Cambria Math"/>
+                <w:sz w:val="28"/>
+                <w:szCs w:val="28"/>
+              </w:rPr>
+              <m:t xml:space="preserve">η</m:t>
+            </m:r>
+            <m:r>
+              <m:rPr>
+                <m:nor/>
+              </m:rPr>
+              <w:rPr>
+                <w:rFonts w:ascii="Cambria Math" w:hAnsi="Cambria Math"/>
+                <w:sz w:val="28"/>
+                <w:szCs w:val="28"/>
+              </w:rPr>
+              <m:t xml:space="preserve">, </m:t>
+            </m:r>
+            <m:r>
+              <w:rPr>
+                <w:rFonts w:ascii="Cambria Math" w:hAnsi="Cambria Math"/>
+                <w:sz w:val="28"/>
+                <w:szCs w:val="28"/>
+              </w:rPr>
+              <m:t xml:space="preserve">D</m:t>
+            </m:r>
+          </m:e>
+        </m:d>
+        <m:r>
+          <m:rPr>
+            <m:nor/>
+          </m:rPr>
+          <w:rPr>
+            <w:rFonts w:ascii="Cambria Math" w:hAnsi="Cambria Math"/>
+            <w:sz w:val="28"/>
+            <w:szCs w:val="28"/>
+          </w:rPr>
+          <m:t xml:space="preserve"> = </m:t>
+        </m:r>
+        <m:nary>
+          <m:naryPr>
+            <m:chr m:val="∑"/>
+            <m:limLoc m:val="undOvr"/>
+            <m:subHide m:val="0"/>
+            <m:supHide m:val="1"/>
+            <m:ctrlPr>
+              <w:rPr>
+                <w:rFonts w:ascii="Cambria Math" w:hAnsi="Cambria Math"/>
+                <w:i/>
+                <w:iCs/>
+                <w:sz w:val="28"/>
+                <w:szCs w:val="28"/>
+              </w:rPr>
+            </m:ctrlPr>
+          </m:naryPr>
+          <m:sub>
+            <m:r>
+              <w:rPr>
+                <w:rFonts w:ascii="Cambria Math" w:hAnsi="Cambria Math"/>
+                <w:sz w:val="28"/>
+                <w:szCs w:val="28"/>
+              </w:rPr>
+              <m:t xml:space="preserve">i</m:t>
+            </m:r>
+          </m:sub>
+          <m:sup/>
+          <m:e>
+            <m:sSub>
+              <m:sSubPr>
+                <m:ctrlPr>
+                  <w:rPr>
+                    <w:rFonts w:ascii="Cambria Math" w:hAnsi="Cambria Math"/>
+                    <w:i/>
+                    <w:iCs/>
+                    <w:sz w:val="28"/>
+                    <w:szCs w:val="28"/>
+                  </w:rPr>
+                </m:ctrlPr>
+              </m:sSubPr>
+              <m:e>
+                <m:r>
+                  <w:rPr>
+                    <w:rFonts w:ascii="Cambria Math" w:hAnsi="Cambria Math"/>
+                    <w:sz w:val="28"/>
+                    <w:szCs w:val="28"/>
+                  </w:rPr>
+                  <m:t xml:space="preserve">w</m:t>
+                </m:r>
+              </m:e>
+              <m:sub>
+                <m:r>
+                  <w:rPr>
+                    <w:rFonts w:ascii="Cambria Math" w:hAnsi="Cambria Math"/>
+                    <w:sz w:val="28"/>
+                    <w:szCs w:val="28"/>
+                  </w:rPr>
+                  <m:t xml:space="preserve">i</m:t>
+                </m:r>
+              </m:sub>
+            </m:sSub>
+            <m:r>
+              <w:rPr>
+                <w:rFonts w:ascii="Cambria Math" w:hAnsi="Cambria Math"/>
+                <w:sz w:val="28"/>
+                <w:szCs w:val="28"/>
+              </w:rPr>
+              <m:t xml:space="preserve"> </m:t>
+            </m:r>
+            <m:d>
+              <m:dPr>
+                <m:begChr m:val="("/>
+                <m:endChr m:val=")"/>
+                <m:ctrlPr>
+                  <w:rPr>
+                    <w:rFonts w:ascii="Cambria Math" w:hAnsi="Cambria Math"/>
+                    <w:i/>
+                    <w:iCs/>
+                    <w:sz w:val="28"/>
+                    <w:szCs w:val="28"/>
+                  </w:rPr>
+                </m:ctrlPr>
+              </m:dPr>
+              <m:e>
+                <m:sSub>
+                  <m:sSubPr>
+                    <m:ctrlPr>
+                      <w:rPr>
+                        <w:rFonts w:ascii="Cambria Math" w:hAnsi="Cambria Math"/>
+                        <w:i/>
+                        <w:iCs/>
+                        <w:sz w:val="28"/>
+                        <w:szCs w:val="28"/>
+                      </w:rPr>
+                    </m:ctrlPr>
+                  </m:sSubPr>
+                  <m:e>
+                    <m:r>
+                      <w:rPr>
+                        <w:rFonts w:ascii="Cambria Math" w:hAnsi="Cambria Math"/>
+                        <w:sz w:val="28"/>
+                        <w:szCs w:val="28"/>
+                      </w:rPr>
+                      <m:t xml:space="preserve">η</m:t>
+                    </m:r>
+                  </m:e>
+                  <m:sub>
+                    <m:r>
+                      <w:rPr>
+                        <w:rFonts w:ascii="Cambria Math" w:hAnsi="Cambria Math"/>
+                        <w:sz w:val="28"/>
+                        <w:szCs w:val="28"/>
+                      </w:rPr>
+                      <m:t xml:space="preserve">i</m:t>
+                    </m:r>
+                  </m:sub>
+                </m:sSub>
+                <m:r>
+                  <m:rPr>
+                    <m:nor/>
+                  </m:rPr>
+                  <w:rPr>
+                    <w:rFonts w:ascii="Cambria Math" w:hAnsi="Cambria Math"/>
+                    <w:sz w:val="28"/>
+                    <w:szCs w:val="28"/>
+                  </w:rPr>
+                  <m:t xml:space="preserve">, </m:t>
+                </m:r>
+                <m:sSub>
+                  <m:sSubPr>
+                    <m:ctrlPr>
+                      <w:rPr>
+                        <w:rFonts w:ascii="Cambria Math" w:hAnsi="Cambria Math"/>
+                        <w:i/>
+                        <w:iCs/>
+                        <w:sz w:val="28"/>
+                        <w:szCs w:val="28"/>
+                      </w:rPr>
+                    </m:ctrlPr>
+                  </m:sSubPr>
+                  <m:e>
+                    <m:r>
+                      <w:rPr>
+                        <w:rFonts w:ascii="Cambria Math" w:hAnsi="Cambria Math"/>
+                        <w:sz w:val="28"/>
+                        <w:szCs w:val="28"/>
+                      </w:rPr>
+                      <m:t xml:space="preserve">D</m:t>
+                    </m:r>
+                  </m:e>
+                  <m:sub>
+                    <m:r>
+                      <w:rPr>
+                        <w:rFonts w:ascii="Cambria Math" w:hAnsi="Cambria Math"/>
+                        <w:sz w:val="28"/>
+                        <w:szCs w:val="28"/>
+                      </w:rPr>
+                      <m:t xml:space="preserve">i</m:t>
+                    </m:r>
+                  </m:sub>
+                </m:sSub>
+              </m:e>
+            </m:d>
+          </m:e>
+        </m:nary>
+      </m:oMath>
+      <w:r>
+        <w:rPr>
+          <w:sz w:val="28"/>
+        </w:rPr>
+        <w:tab/>
+      </w:r>
+      <w:r>
+        <w:rPr>
+          <w:sz w:val="28"/>
+        </w:rPr>
+        <w:t xml:space="preserve">(А.4)</w:t>
+      </w:r>
+    </w:p>
+    <w:p>
+      <w:pPr>
+        <w:ind w:firstLine="709"/>
+        <w:jc w:val="both"/>
+        <w:rPr>
+          <w:sz w:val="28"/>
+          <w:szCs w:val="28"/>
+        </w:rPr>
+      </w:pPr>
+      <w:r>
+        <w:rPr>
+          <w:sz w:val="28"/>
+          <w:szCs w:val="28"/>
+        </w:rPr>
+        <w:t xml:space="preserve">то есть выпуклую комбинацию операционных характеристик. Линейный функционал η − κD достигает максимума на выпуклом множестве в опорной точке его верхней границы — Парето-фронта — с наклоном опорной прямой κ. Перебор κ ≥ 0 обходит фронт, что и утверждает теорема.</w:t>
       </w:r>
     </w:p>
     <w:p>
@@ -22259,20 +24300,530 @@
         <w:ind w:firstLine="709"/>
         <w:jc w:val="both"/>
         <w:rPr>
-          <w:i/>
-          <w:iCs/>
-          <w:sz w:val="28"/>
-          <w:szCs w:val="28"/>
-        </w:rPr>
-      </w:pPr>
-      <w:r>
-        <w:rPr>
-          <w:i/>
-          <w:iCs/>
-          <w:sz w:val="28"/>
-          <w:szCs w:val="28"/>
-        </w:rPr>
-        <w:t xml:space="preserve">Схема зависимостей модулей jointadaspec/ и листинги ключевых алгоритмов (оценка MDP, итерация по ценности, инференс-декодер).</w:t>
+          <w:sz w:val="28"/>
+          <w:szCs w:val="28"/>
+        </w:rPr>
+      </w:pPr>
+      <w:r>
+        <w:rPr>
+          <w:sz w:val="28"/>
+          <w:szCs w:val="28"/>
+        </w:rPr>
+        <w:t xml:space="preserve">Программный комплекс образован двумя стеками — историческим sp_samp/ с эталонными реализациями и тематическим jointadaspec/ (подпакеты core, mdp, inference, baselines, metrics, analysis, utils; таблица 3.1). Поток данных линеен: стадия 01 собирает трейсы, 02 оценивает MDP и решает его, 03 выполняет бенчмарк, 04 проверяет условия (рисунок 3.1). Ниже приведены ключевые фрагменты реализации.</w:t>
+      </w:r>
+    </w:p>
+    <w:p>
+      <w:pPr>
+        <w:spacing w:after="40"/>
+        <w:ind w:firstLine="0"/>
+        <w:jc w:val="left"/>
+        <w:rPr>
+          <w:sz w:val="28"/>
+          <w:szCs w:val="28"/>
+        </w:rPr>
+      </w:pPr>
+      <w:r>
+        <w:rPr>
+          <w:sz w:val="28"/>
+          <w:szCs w:val="28"/>
+        </w:rPr>
+        <w:t xml:space="preserve">Листинг Б.1 — Поля одношаговой трейс-записи (jointadaspec/mdp/traces.py)</w:t>
+      </w:r>
+    </w:p>
+    <w:p>
+      <w:pPr>
+        <w:spacing w:before="60" w:after="160" w:line="240" w:lineRule="auto"/>
+        <w:ind w:firstLine="0"/>
+        <w:jc w:val="left"/>
+        <w:shd w:val="clear" w:color="auto" w:fill="F5F5F5"/>
+        <w:rPr>
+          <w:rFonts w:ascii="Courier New" w:hAnsi="Courier New"/>
+          <w:sz w:val="22"/>
+        </w:rPr>
+      </w:pPr>
+      <w:r>
+        <w:rPr>
+          <w:rFonts w:ascii="Courier New" w:hAnsi="Courier New" w:cs="Courier New"/>
+          <w:sz w:val="22"/>
+          <w:szCs w:val="22"/>
+        </w:rPr>
+        <w:t xml:space="preserve">record = {</w:t>
+      </w:r>
+      <w:r>
+        <w:rPr>
+          <w:rFonts w:ascii="Courier New" w:hAnsi="Courier New" w:cs="Courier New"/>
+          <w:sz w:val="22"/>
+          <w:szCs w:val="22"/>
+        </w:rPr>
+        <w:br/>
+      </w:r>
+      <w:r>
+        <w:rPr>
+          <w:rFonts w:ascii="Courier New" w:hAnsi="Courier New" w:cs="Courier New"/>
+          <w:sz w:val="22"/>
+          <w:szCs w:val="22"/>
+        </w:rPr>
+        <w:t xml:space="preserve">    "state_index": state_idx,    # дискретный индекс s = (i_H, i_K, k)</w:t>
+      </w:r>
+      <w:r>
+        <w:rPr>
+          <w:rFonts w:ascii="Courier New" w:hAnsi="Courier New" w:cs="Courier New"/>
+          <w:sz w:val="22"/>
+          <w:szCs w:val="22"/>
+        </w:rPr>
+        <w:br/>
+      </w:r>
+      <w:r>
+        <w:rPr>
+          <w:rFonts w:ascii="Courier New" w:hAnsi="Courier New" w:cs="Courier New"/>
+          <w:sz w:val="22"/>
+          <w:szCs w:val="22"/>
+        </w:rPr>
+        <w:t xml:space="preserve">    "action_index": action_idx,  # индекс действия (a_length, T)</w:t>
+      </w:r>
+      <w:r>
+        <w:rPr>
+          <w:rFonts w:ascii="Courier New" w:hAnsi="Courier New" w:cs="Courier New"/>
+          <w:sz w:val="22"/>
+          <w:szCs w:val="22"/>
+        </w:rPr>
+        <w:br/>
+      </w:r>
+      <w:r>
+        <w:rPr>
+          <w:rFonts w:ascii="Courier New" w:hAnsi="Courier New" w:cs="Courier New"/>
+          <w:sz w:val="22"/>
+          <w:szCs w:val="22"/>
+        </w:rPr>
+        <w:t xml:space="preserve">    "k": k,                       # позиция в черновике</w:t>
+      </w:r>
+      <w:r>
+        <w:rPr>
+          <w:rFonts w:ascii="Courier New" w:hAnsi="Courier New" w:cs="Courier New"/>
+          <w:sz w:val="22"/>
+          <w:szCs w:val="22"/>
+        </w:rPr>
+        <w:br/>
+      </w:r>
+      <w:r>
+        <w:rPr>
+          <w:rFonts w:ascii="Courier New" w:hAnsi="Courier New" w:cs="Courier New"/>
+          <w:sz w:val="22"/>
+          <w:szCs w:val="22"/>
+        </w:rPr>
+        <w:t xml:space="preserve">    "accepted": int(accepted),    # принят ли токен</w:t>
+      </w:r>
+      <w:r>
+        <w:rPr>
+          <w:rFonts w:ascii="Courier New" w:hAnsi="Courier New" w:cs="Courier New"/>
+          <w:sz w:val="22"/>
+          <w:szCs w:val="22"/>
+        </w:rPr>
+        <w:br/>
+      </w:r>
+      <w:r>
+        <w:rPr>
+          <w:rFonts w:ascii="Courier New" w:hAnsi="Courier New" w:cs="Courier New"/>
+          <w:sz w:val="22"/>
+          <w:szCs w:val="22"/>
+        </w:rPr>
+        <w:t xml:space="preserve">    "proposed": int(proposed),    # предложен ли токен черновиком</w:t>
+      </w:r>
+      <w:r>
+        <w:rPr>
+          <w:rFonts w:ascii="Courier New" w:hAnsi="Courier New" w:cs="Courier New"/>
+          <w:sz w:val="22"/>
+          <w:szCs w:val="22"/>
+        </w:rPr>
+        <w:br/>
+      </w:r>
+      <w:r>
+        <w:rPr>
+          <w:rFonts w:ascii="Courier New" w:hAnsi="Courier New" w:cs="Courier New"/>
+          <w:sz w:val="22"/>
+          <w:szCs w:val="22"/>
+        </w:rPr>
+        <w:t xml:space="preserve">    "reward": reward,             # мгновенная награда r(s, a)</w:t>
+      </w:r>
+      <w:r>
+        <w:rPr>
+          <w:rFonts w:ascii="Courier New" w:hAnsi="Courier New" w:cs="Courier New"/>
+          <w:sz w:val="22"/>
+          <w:szCs w:val="22"/>
+        </w:rPr>
+        <w:br/>
+      </w:r>
+      <w:r>
+        <w:rPr>
+          <w:rFonts w:ascii="Courier New" w:hAnsi="Courier New" w:cs="Courier New"/>
+          <w:sz w:val="22"/>
+          <w:szCs w:val="22"/>
+        </w:rPr>
+        <w:t xml:space="preserve">    "next_state_index": next_idx, # следующее состояние s'</w:t>
+      </w:r>
+      <w:r>
+        <w:rPr>
+          <w:rFonts w:ascii="Courier New" w:hAnsi="Courier New" w:cs="Courier New"/>
+          <w:sz w:val="22"/>
+          <w:szCs w:val="22"/>
+        </w:rPr>
+        <w:br/>
+      </w:r>
+      <w:r>
+        <w:rPr>
+          <w:rFonts w:ascii="Courier New" w:hAnsi="Courier New" w:cs="Courier New"/>
+          <w:sz w:val="22"/>
+          <w:szCs w:val="22"/>
+        </w:rPr>
+        <w:t xml:space="preserve">}</w:t>
+      </w:r>
+    </w:p>
+    <w:p>
+      <w:pPr>
+        <w:spacing w:after="40"/>
+        <w:ind w:firstLine="0"/>
+        <w:jc w:val="left"/>
+        <w:rPr>
+          <w:sz w:val="28"/>
+          <w:szCs w:val="28"/>
+        </w:rPr>
+      </w:pPr>
+      <w:r>
+        <w:rPr>
+          <w:sz w:val="28"/>
+          <w:szCs w:val="28"/>
+        </w:rPr>
+        <w:t xml:space="preserve">Листинг Б.2 — Оценка параметров MDP со сглаживанием (jointadaspec/mdp/estimation.py)</w:t>
+      </w:r>
+    </w:p>
+    <w:p>
+      <w:pPr>
+        <w:spacing w:before="60" w:after="160" w:line="240" w:lineRule="auto"/>
+        <w:ind w:firstLine="0"/>
+        <w:jc w:val="left"/>
+        <w:shd w:val="clear" w:color="auto" w:fill="F5F5F5"/>
+        <w:rPr>
+          <w:rFonts w:ascii="Courier New" w:hAnsi="Courier New"/>
+          <w:sz w:val="22"/>
+        </w:rPr>
+      </w:pPr>
+      <w:r>
+        <w:rPr>
+          <w:rFonts w:ascii="Courier New" w:hAnsi="Courier New" w:cs="Courier New"/>
+          <w:sz w:val="22"/>
+          <w:szCs w:val="22"/>
+        </w:rPr>
+        <w:t xml:space="preserve">@dataclass</w:t>
+      </w:r>
+      <w:r>
+        <w:rPr>
+          <w:rFonts w:ascii="Courier New" w:hAnsi="Courier New" w:cs="Courier New"/>
+          <w:sz w:val="22"/>
+          <w:szCs w:val="22"/>
+        </w:rPr>
+        <w:br/>
+      </w:r>
+      <w:r>
+        <w:rPr>
+          <w:rFonts w:ascii="Courier New" w:hAnsi="Courier New" w:cs="Courier New"/>
+          <w:sz w:val="22"/>
+          <w:szCs w:val="22"/>
+        </w:rPr>
+        <w:t xml:space="preserve">class EstimatedMDP:</w:t>
+      </w:r>
+      <w:r>
+        <w:rPr>
+          <w:rFonts w:ascii="Courier New" w:hAnsi="Courier New" w:cs="Courier New"/>
+          <w:sz w:val="22"/>
+          <w:szCs w:val="22"/>
+        </w:rPr>
+        <w:br/>
+      </w:r>
+      <w:r>
+        <w:rPr>
+          <w:rFonts w:ascii="Courier New" w:hAnsi="Courier New" w:cs="Courier New"/>
+          <w:sz w:val="22"/>
+          <w:szCs w:val="22"/>
+        </w:rPr>
+        <w:t xml:space="preserve">    transitions: sparse.csr_matrix   # (|S|*|A|) x |S|, ~1% ненулевых</w:t>
+      </w:r>
+      <w:r>
+        <w:rPr>
+          <w:rFonts w:ascii="Courier New" w:hAnsi="Courier New" w:cs="Courier New"/>
+          <w:sz w:val="22"/>
+          <w:szCs w:val="22"/>
+        </w:rPr>
+        <w:br/>
+      </w:r>
+      <w:r>
+        <w:rPr>
+          <w:rFonts w:ascii="Courier New" w:hAnsi="Courier New" w:cs="Courier New"/>
+          <w:sz w:val="22"/>
+          <w:szCs w:val="22"/>
+        </w:rPr>
+        <w:t xml:space="preserve">    rewards: np.ndarray              # (|S|, |A|)</w:t>
+      </w:r>
+      <w:r>
+        <w:rPr>
+          <w:rFonts w:ascii="Courier New" w:hAnsi="Courier New" w:cs="Courier New"/>
+          <w:sz w:val="22"/>
+          <w:szCs w:val="22"/>
+        </w:rPr>
+        <w:br/>
+      </w:r>
+      <w:r>
+        <w:rPr>
+          <w:rFonts w:ascii="Courier New" w:hAnsi="Courier New" w:cs="Courier New"/>
+          <w:sz w:val="22"/>
+          <w:szCs w:val="22"/>
+        </w:rPr>
+        <w:t xml:space="preserve">    visit_counts: np.ndarray         # (|S|, |A|)</w:t>
+      </w:r>
+      <w:r>
+        <w:rPr>
+          <w:rFonts w:ascii="Courier New" w:hAnsi="Courier New" w:cs="Courier New"/>
+          <w:sz w:val="22"/>
+          <w:szCs w:val="22"/>
+        </w:rPr>
+        <w:br/>
+      </w:r>
+      <w:r>
+        <w:rPr>
+          <w:rFonts w:ascii="Courier New" w:hAnsi="Courier New" w:cs="Courier New"/>
+          <w:sz w:val="22"/>
+          <w:szCs w:val="22"/>
+        </w:rPr>
+        <w:t xml:space="preserve"/>
+      </w:r>
+      <w:r>
+        <w:rPr>
+          <w:rFonts w:ascii="Courier New" w:hAnsi="Courier New" w:cs="Courier New"/>
+          <w:sz w:val="22"/>
+          <w:szCs w:val="22"/>
+        </w:rPr>
+        <w:br/>
+      </w:r>
+      <w:r>
+        <w:rPr>
+          <w:rFonts w:ascii="Courier New" w:hAnsi="Courier New" w:cs="Courier New"/>
+          <w:sz w:val="22"/>
+          <w:szCs w:val="22"/>
+        </w:rPr>
+        <w:t xml:space="preserve">def estimate_mdp_parameters(traces_path, config):</w:t>
+      </w:r>
+      <w:r>
+        <w:rPr>
+          <w:rFonts w:ascii="Courier New" w:hAnsi="Courier New" w:cs="Courier New"/>
+          <w:sz w:val="22"/>
+          <w:szCs w:val="22"/>
+        </w:rPr>
+        <w:br/>
+      </w:r>
+      <w:r>
+        <w:rPr>
+          <w:rFonts w:ascii="Courier New" w:hAnsi="Courier New" w:cs="Courier New"/>
+          <w:sz w:val="22"/>
+          <w:szCs w:val="22"/>
+        </w:rPr>
+        <w:t xml:space="preserve">    # накопить N(s,a,s') и суммы наград из Parquet-трейсов;</w:t>
+      </w:r>
+      <w:r>
+        <w:rPr>
+          <w:rFonts w:ascii="Courier New" w:hAnsi="Courier New" w:cs="Courier New"/>
+          <w:sz w:val="22"/>
+          <w:szCs w:val="22"/>
+        </w:rPr>
+        <w:br/>
+      </w:r>
+      <w:r>
+        <w:rPr>
+          <w:rFonts w:ascii="Courier New" w:hAnsi="Courier New" w:cs="Courier New"/>
+          <w:sz w:val="22"/>
+          <w:szCs w:val="22"/>
+        </w:rPr>
+        <w:t xml:space="preserve">    # при visits &gt;= nu_min — прямая оценка, иначе — сглаживание</w:t>
+      </w:r>
+      <w:r>
+        <w:rPr>
+          <w:rFonts w:ascii="Courier New" w:hAnsi="Courier New" w:cs="Courier New"/>
+          <w:sz w:val="22"/>
+          <w:szCs w:val="22"/>
+        </w:rPr>
+        <w:br/>
+      </w:r>
+      <w:r>
+        <w:rPr>
+          <w:rFonts w:ascii="Courier New" w:hAnsi="Courier New" w:cs="Courier New"/>
+          <w:sz w:val="22"/>
+          <w:szCs w:val="22"/>
+        </w:rPr>
+        <w:t xml:space="preserve">    # Лапласа с alpha_smooth на локальном носителе соседних состояний;</w:t>
+      </w:r>
+      <w:r>
+        <w:rPr>
+          <w:rFonts w:ascii="Courier New" w:hAnsi="Courier New" w:cs="Courier New"/>
+          <w:sz w:val="22"/>
+          <w:szCs w:val="22"/>
+        </w:rPr>
+        <w:br/>
+      </w:r>
+      <w:r>
+        <w:rPr>
+          <w:rFonts w:ascii="Courier New" w:hAnsi="Courier New" w:cs="Courier New"/>
+          <w:sz w:val="22"/>
+          <w:szCs w:val="22"/>
+        </w:rPr>
+        <w:t xml:space="preserve">    # rewards[s,a] = reward_sums[s,a] / visits</w:t>
+      </w:r>
+      <w:r>
+        <w:rPr>
+          <w:rFonts w:ascii="Courier New" w:hAnsi="Courier New" w:cs="Courier New"/>
+          <w:sz w:val="22"/>
+          <w:szCs w:val="22"/>
+        </w:rPr>
+        <w:br/>
+      </w:r>
+      <w:r>
+        <w:rPr>
+          <w:rFonts w:ascii="Courier New" w:hAnsi="Courier New" w:cs="Courier New"/>
+          <w:sz w:val="22"/>
+          <w:szCs w:val="22"/>
+        </w:rPr>
+        <w:t xml:space="preserve">    return EstimatedMDP(transitions, rewards, visit_counts)</w:t>
+      </w:r>
+    </w:p>
+    <w:p>
+      <w:pPr>
+        <w:spacing w:after="40"/>
+        <w:ind w:firstLine="0"/>
+        <w:jc w:val="left"/>
+        <w:rPr>
+          <w:sz w:val="28"/>
+          <w:szCs w:val="28"/>
+        </w:rPr>
+      </w:pPr>
+      <w:r>
+        <w:rPr>
+          <w:sz w:val="28"/>
+          <w:szCs w:val="28"/>
+        </w:rPr>
+        <w:t xml:space="preserve">Листинг Б.3 — Шаг онлайн-декодера (jointadaspec/inference/jointadaspec.py)</w:t>
+      </w:r>
+    </w:p>
+    <w:p>
+      <w:pPr>
+        <w:spacing w:before="60" w:after="160" w:line="240" w:lineRule="auto"/>
+        <w:ind w:firstLine="0"/>
+        <w:jc w:val="left"/>
+        <w:shd w:val="clear" w:color="auto" w:fill="F5F5F5"/>
+        <w:rPr>
+          <w:rFonts w:ascii="Courier New" w:hAnsi="Courier New"/>
+          <w:sz w:val="22"/>
+        </w:rPr>
+      </w:pPr>
+      <w:r>
+        <w:rPr>
+          <w:rFonts w:ascii="Courier New" w:hAnsi="Courier New" w:cs="Courier New"/>
+          <w:sz w:val="22"/>
+          <w:szCs w:val="22"/>
+        </w:rPr>
+        <w:t xml:space="preserve">H = entropy(q_probs); K = self.K_prev          # признаки состояния</w:t>
+      </w:r>
+      <w:r>
+        <w:rPr>
+          <w:rFonts w:ascii="Courier New" w:hAnsi="Courier New" w:cs="Courier New"/>
+          <w:sz w:val="22"/>
+          <w:szCs w:val="22"/>
+        </w:rPr>
+        <w:br/>
+      </w:r>
+      <w:r>
+        <w:rPr>
+          <w:rFonts w:ascii="Courier New" w:hAnsi="Courier New" w:cs="Courier New"/>
+          <w:sz w:val="22"/>
+          <w:szCs w:val="22"/>
+        </w:rPr>
+        <w:t xml:space="preserve">action_length, threshold = self.policy.get_action(H=H, K=K, k=k)</w:t>
+      </w:r>
+      <w:r>
+        <w:rPr>
+          <w:rFonts w:ascii="Courier New" w:hAnsi="Courier New" w:cs="Courier New"/>
+          <w:sz w:val="22"/>
+          <w:szCs w:val="22"/>
+        </w:rPr>
+        <w:br/>
+      </w:r>
+      <w:r>
+        <w:rPr>
+          <w:rFonts w:ascii="Courier New" w:hAnsi="Courier New" w:cs="Courier New"/>
+          <w:sz w:val="22"/>
+          <w:szCs w:val="22"/>
+        </w:rPr>
+        <w:t xml:space="preserve">if action_length == "stop":</w:t>
+      </w:r>
+      <w:r>
+        <w:rPr>
+          <w:rFonts w:ascii="Courier New" w:hAnsi="Courier New" w:cs="Courier New"/>
+          <w:sz w:val="22"/>
+          <w:szCs w:val="22"/>
+        </w:rPr>
+        <w:br/>
+      </w:r>
+      <w:r>
+        <w:rPr>
+          <w:rFonts w:ascii="Courier New" w:hAnsi="Courier New" w:cs="Courier New"/>
+          <w:sz w:val="22"/>
+          <w:szCs w:val="22"/>
+        </w:rPr>
+        <w:t xml:space="preserve">    self._verify_block(...)                     # нечёткая верификация, T</w:t>
+      </w:r>
+      <w:r>
+        <w:rPr>
+          <w:rFonts w:ascii="Courier New" w:hAnsi="Courier New" w:cs="Courier New"/>
+          <w:sz w:val="22"/>
+          <w:szCs w:val="22"/>
+        </w:rPr>
+        <w:br/>
+      </w:r>
+      <w:r>
+        <w:rPr>
+          <w:rFonts w:ascii="Courier New" w:hAnsi="Courier New" w:cs="Courier New"/>
+          <w:sz w:val="22"/>
+          <w:szCs w:val="22"/>
+        </w:rPr>
+        <w:t xml:space="preserve">else:</w:t>
+      </w:r>
+      <w:r>
+        <w:rPr>
+          <w:rFonts w:ascii="Courier New" w:hAnsi="Courier New" w:cs="Courier New"/>
+          <w:sz w:val="22"/>
+          <w:szCs w:val="22"/>
+        </w:rPr>
+        <w:br/>
+      </w:r>
+      <w:r>
+        <w:rPr>
+          <w:rFonts w:ascii="Courier New" w:hAnsi="Courier New" w:cs="Courier New"/>
+          <w:sz w:val="22"/>
+          <w:szCs w:val="22"/>
+        </w:rPr>
+        <w:t xml:space="preserve">    k = min(k + 1, self.policy.config.gamma_max) # продолжить черновик</w:t>
+      </w:r>
+      <w:r>
+        <w:rPr>
+          <w:rFonts w:ascii="Courier New" w:hAnsi="Courier New" w:cs="Courier New"/>
+          <w:sz w:val="22"/>
+          <w:szCs w:val="22"/>
+        </w:rPr>
+        <w:br/>
+      </w:r>
+      <w:r>
+        <w:rPr>
+          <w:rFonts w:ascii="Courier New" w:hAnsi="Courier New" w:cs="Courier New"/>
+          <w:sz w:val="22"/>
+          <w:szCs w:val="22"/>
+        </w:rPr>
+        <w:t xml:space="preserve">self.K_prev = kl_divergence(q_probs, p_probs)   # задержанное обновление K</w:t>
       </w:r>
     </w:p>
     <w:p>
@@ -22303,20 +24854,730 @@
         <w:ind w:firstLine="709"/>
         <w:jc w:val="both"/>
         <w:rPr>
-          <w:i/>
-          <w:iCs/>
-          <w:sz w:val="28"/>
-          <w:szCs w:val="28"/>
-        </w:rPr>
-      </w:pPr>
-      <w:r>
-        <w:rPr>
-          <w:i/>
-          <w:iCs/>
-          <w:sz w:val="28"/>
-          <w:szCs w:val="28"/>
-        </w:rPr>
-        <w:t xml:space="preserve">Парето-фронты, пороговые поверхности, графики условий C1–C4 / N1–N2 и развёртки по κ из каталога reports/thesis_figs/.</w:t>
+          <w:sz w:val="28"/>
+          <w:szCs w:val="28"/>
+        </w:rPr>
+      </w:pPr>
+      <w:r>
+        <w:rPr>
+          <w:sz w:val="28"/>
+          <w:szCs w:val="28"/>
+        </w:rPr>
+        <w:t xml:space="preserve">Приложение содержит вспомогательные данные, дополняющие раздел 4: интерпретацию выученной политики, проверку теоретических условий и точные величины теорем C и D.</w:t>
+      </w:r>
+    </w:p>
+    <w:p>
+      <w:pPr>
+        <w:spacing w:before="120" w:after="60"/>
+        <w:ind w:firstLine="0"/>
+        <w:jc w:val="center"/>
+      </w:pPr>
+      <w:r>
+        <w:drawing>
+          <wp:inline distT="0" distB="0" distL="0" distR="0">
+            <wp:extent cx="5760000" cy="3010142"/>
+            <wp:effectExtent l="0" t="0" r="0" b="0"/>
+            <wp:docPr id="107" name="Рисунок В.1"/>
+            <wp:cNvGraphicFramePr>
+              <a:graphicFrameLocks xmlns:a="http://schemas.openxmlformats.org/drawingml/2006/main" noChangeAspect="1"/>
+            </wp:cNvGraphicFramePr>
+            <a:graphic xmlns:a="http://schemas.openxmlformats.org/drawingml/2006/main">
+              <a:graphicData uri="http://schemas.openxmlformats.org/drawingml/2006/picture">
+                <pic:pic xmlns:pic="http://schemas.openxmlformats.org/drawingml/2006/picture">
+                  <pic:nvPicPr>
+                    <pic:cNvPr id="107" name="Рисунок В.1"/>
+                    <pic:cNvPicPr/>
+                  </pic:nvPicPr>
+                  <pic:blipFill>
+                    <a:blip xmlns:a="http://schemas.openxmlformats.org/drawingml/2006/main" r:embed="rId107"/>
+                    <a:stretch xmlns:a="http://schemas.openxmlformats.org/drawingml/2006/main">
+                      <a:fillRect/>
+                    </a:stretch>
+                  </pic:blipFill>
+                  <pic:spPr>
+                    <a:xfrm xmlns:a="http://schemas.openxmlformats.org/drawingml/2006/main">
+                      <a:off x="0" y="0"/>
+                      <a:ext cx="5760000" cy="3010142"/>
+                    </a:xfrm>
+                    <a:prstGeom xmlns:a="http://schemas.openxmlformats.org/drawingml/2006/main" prst="rect">
+                      <a:avLst/>
+                    </a:prstGeom>
+                  </pic:spPr>
+                </pic:pic>
+              </a:graphicData>
+            </a:graphic>
+          </wp:inline>
+        </w:drawing>
+      </w:r>
+    </w:p>
+    <w:p>
+      <w:pPr>
+        <w:spacing w:after="120"/>
+        <w:ind w:firstLine="0"/>
+        <w:jc w:val="center"/>
+        <w:rPr>
+          <w:sz w:val="28"/>
+          <w:szCs w:val="28"/>
+        </w:rPr>
+      </w:pPr>
+      <w:r>
+        <w:rPr>
+          <w:sz w:val="28"/>
+          <w:szCs w:val="28"/>
+        </w:rPr>
+        <w:t xml:space="preserve">Рисунок В.1 — Распределение преимущества каскадной политики на множестве нарушения условия C4: масса сосредоточена около нуля (теорема D)</w:t>
+      </w:r>
+    </w:p>
+    <w:p>
+      <w:pPr>
+        <w:spacing w:before="120" w:after="60"/>
+        <w:ind w:firstLine="0"/>
+        <w:jc w:val="center"/>
+      </w:pPr>
+      <w:r>
+        <w:drawing>
+          <wp:inline distT="0" distB="0" distL="0" distR="0">
+            <wp:extent cx="5760000" cy="1697405"/>
+            <wp:effectExtent l="0" t="0" r="0" b="0"/>
+            <wp:docPr id="108" name="Рисунок В.2"/>
+            <wp:cNvGraphicFramePr>
+              <a:graphicFrameLocks xmlns:a="http://schemas.openxmlformats.org/drawingml/2006/main" noChangeAspect="1"/>
+            </wp:cNvGraphicFramePr>
+            <a:graphic xmlns:a="http://schemas.openxmlformats.org/drawingml/2006/main">
+              <a:graphicData uri="http://schemas.openxmlformats.org/drawingml/2006/picture">
+                <pic:pic xmlns:pic="http://schemas.openxmlformats.org/drawingml/2006/picture">
+                  <pic:nvPicPr>
+                    <pic:cNvPr id="108" name="Рисунок В.2"/>
+                    <pic:cNvPicPr/>
+                  </pic:nvPicPr>
+                  <pic:blipFill>
+                    <a:blip xmlns:a="http://schemas.openxmlformats.org/drawingml/2006/main" r:embed="rId108"/>
+                    <a:stretch xmlns:a="http://schemas.openxmlformats.org/drawingml/2006/main">
+                      <a:fillRect/>
+                    </a:stretch>
+                  </pic:blipFill>
+                  <pic:spPr>
+                    <a:xfrm xmlns:a="http://schemas.openxmlformats.org/drawingml/2006/main">
+                      <a:off x="0" y="0"/>
+                      <a:ext cx="5760000" cy="1697405"/>
+                    </a:xfrm>
+                    <a:prstGeom xmlns:a="http://schemas.openxmlformats.org/drawingml/2006/main" prst="rect">
+                      <a:avLst/>
+                    </a:prstGeom>
+                  </pic:spPr>
+                </pic:pic>
+              </a:graphicData>
+            </a:graphic>
+          </wp:inline>
+        </w:drawing>
+      </w:r>
+    </w:p>
+    <w:p>
+      <w:pPr>
+        <w:spacing w:after="120"/>
+        <w:ind w:firstLine="0"/>
+        <w:jc w:val="center"/>
+        <w:rPr>
+          <w:sz w:val="28"/>
+          <w:szCs w:val="28"/>
+        </w:rPr>
+      </w:pPr>
+      <w:r>
+        <w:rPr>
+          <w:sz w:val="28"/>
+          <w:szCs w:val="28"/>
+        </w:rPr>
+        <w:t xml:space="preserve">Рисунок В.2 — Интерпретация выученной политики: вероятность продолжения черновика и средний выбранный порог в зависимости от признаков состояния</w:t>
+      </w:r>
+    </w:p>
+    <w:p>
+      <w:pPr>
+        <w:spacing w:before="120" w:after="60"/>
+        <w:ind w:firstLine="0"/>
+        <w:jc w:val="center"/>
+      </w:pPr>
+      <w:r>
+        <w:drawing>
+          <wp:inline distT="0" distB="0" distL="0" distR="0">
+            <wp:extent cx="5760000" cy="1848000"/>
+            <wp:effectExtent l="0" t="0" r="0" b="0"/>
+            <wp:docPr id="109" name="Рисунок В.3"/>
+            <wp:cNvGraphicFramePr>
+              <a:graphicFrameLocks xmlns:a="http://schemas.openxmlformats.org/drawingml/2006/main" noChangeAspect="1"/>
+            </wp:cNvGraphicFramePr>
+            <a:graphic xmlns:a="http://schemas.openxmlformats.org/drawingml/2006/main">
+              <a:graphicData uri="http://schemas.openxmlformats.org/drawingml/2006/picture">
+                <pic:pic xmlns:pic="http://schemas.openxmlformats.org/drawingml/2006/picture">
+                  <pic:nvPicPr>
+                    <pic:cNvPr id="109" name="Рисунок В.3"/>
+                    <pic:cNvPicPr/>
+                  </pic:nvPicPr>
+                  <pic:blipFill>
+                    <a:blip xmlns:a="http://schemas.openxmlformats.org/drawingml/2006/main" r:embed="rId109"/>
+                    <a:stretch xmlns:a="http://schemas.openxmlformats.org/drawingml/2006/main">
+                      <a:fillRect/>
+                    </a:stretch>
+                  </pic:blipFill>
+                  <pic:spPr>
+                    <a:xfrm xmlns:a="http://schemas.openxmlformats.org/drawingml/2006/main">
+                      <a:off x="0" y="0"/>
+                      <a:ext cx="5760000" cy="1848000"/>
+                    </a:xfrm>
+                    <a:prstGeom xmlns:a="http://schemas.openxmlformats.org/drawingml/2006/main" prst="rect">
+                      <a:avLst/>
+                    </a:prstGeom>
+                  </pic:spPr>
+                </pic:pic>
+              </a:graphicData>
+            </a:graphic>
+          </wp:inline>
+        </w:drawing>
+      </w:r>
+    </w:p>
+    <w:p>
+      <w:pPr>
+        <w:spacing w:after="120"/>
+        <w:ind w:firstLine="0"/>
+        <w:jc w:val="center"/>
+        <w:rPr>
+          <w:sz w:val="28"/>
+          <w:szCs w:val="28"/>
+        </w:rPr>
+      </w:pPr>
+      <w:r>
+        <w:rPr>
+          <w:sz w:val="28"/>
+          <w:szCs w:val="28"/>
+        </w:rPr>
+        <w:t xml:space="preserve">Рисунок В.3 — Пороговая поверхность выученной политики в координатах (энтропия H, дивергенция K)</w:t>
+      </w:r>
+    </w:p>
+    <w:p>
+      <w:pPr>
+        <w:ind w:firstLine="709"/>
+        <w:jc w:val="both"/>
+        <w:rPr>
+          <w:sz w:val="28"/>
+          <w:szCs w:val="28"/>
+        </w:rPr>
+      </w:pPr>
+      <w:r>
+        <w:rPr>
+          <w:sz w:val="28"/>
+          <w:szCs w:val="28"/>
+        </w:rPr>
+        <w:t xml:space="preserve">Точные величины, лежащие в основе теорем C и D, вычислены по сошедшимся политикам обеих пар моделей (скрипт scripts/analyze_theorem_c_gap.py) и сведены в таблице В.1.</w:t>
+      </w:r>
+    </w:p>
+    <w:p>
+      <w:pPr>
+        <w:spacing w:after="60"/>
+        <w:ind w:firstLine="0"/>
+        <w:jc w:val="left"/>
+        <w:rPr>
+          <w:sz w:val="28"/>
+          <w:szCs w:val="28"/>
+        </w:rPr>
+      </w:pPr>
+      <w:r>
+        <w:rPr>
+          <w:sz w:val="28"/>
+          <w:szCs w:val="28"/>
+        </w:rPr>
+        <w:t xml:space="preserve">Таблица В.1 — Точные величины теорем C и D по обеим парам моделей</w:t>
+      </w:r>
+    </w:p>
+    <w:tbl>
+      <w:tblPr>
+        <w:tblW w:w="9354" w:type="dxa"/>
+        <w:jc w:val="center"/>
+        <w:tblBorders>
+          <w:top w:val="single" w:sz="4" w:space="0" w:color="auto"/>
+          <w:left w:val="single" w:sz="4" w:space="0" w:color="auto"/>
+          <w:bottom w:val="single" w:sz="4" w:space="0" w:color="auto"/>
+          <w:right w:val="single" w:sz="4" w:space="0" w:color="auto"/>
+          <w:insideH w:val="single" w:sz="4" w:space="0" w:color="auto"/>
+          <w:insideV w:val="single" w:sz="4" w:space="0" w:color="auto"/>
+        </w:tblBorders>
+        <w:tblCellMar>
+          <w:left w:w="60" w:type="dxa"/>
+          <w:right w:w="60" w:type="dxa"/>
+        </w:tblCellMar>
+      </w:tblPr>
+      <w:tblGrid>
+        <w:gridCol w:w="4400"/>
+        <w:gridCol w:w="2477"/>
+        <w:gridCol w:w="2477"/>
+      </w:tblGrid>
+      <w:tr>
+        <w:tc>
+          <w:tcPr>
+            <w:tcW w:w="4400" w:type="dxa"/>
+            <w:vAlign w:val="center"/>
+            <w:shd w:val="clear" w:color="auto" w:fill="E8E8E8"/>
+          </w:tcPr>
+          <w:p>
+            <w:pPr>
+              <w:jc w:val="center"/>
+              <w:ind w:firstLine="0"/>
+              <w:spacing w:before="20" w:after="20" w:line="240" w:lineRule="auto"/>
+              <w:rPr>
+                <w:sz w:val="24"/>
+                <w:szCs w:val="24"/>
+              </w:rPr>
+            </w:pPr>
+            <w:r>
+              <w:rPr>
+                <w:b/>
+                <w:bCs/>
+                <w:sz w:val="24"/>
+                <w:szCs w:val="24"/>
+              </w:rPr>
+              <w:t xml:space="preserve">Величина</w:t>
+            </w:r>
+          </w:p>
+        </w:tc>
+        <w:tc>
+          <w:tcPr>
+            <w:tcW w:w="2477" w:type="dxa"/>
+            <w:vAlign w:val="center"/>
+            <w:shd w:val="clear" w:color="auto" w:fill="E8E8E8"/>
+          </w:tcPr>
+          <w:p>
+            <w:pPr>
+              <w:jc w:val="center"/>
+              <w:ind w:firstLine="0"/>
+              <w:spacing w:before="20" w:after="20" w:line="240" w:lineRule="auto"/>
+              <w:rPr>
+                <w:sz w:val="24"/>
+                <w:szCs w:val="24"/>
+              </w:rPr>
+            </w:pPr>
+            <w:r>
+              <w:rPr>
+                <w:b/>
+                <w:bCs/>
+                <w:sz w:val="24"/>
+                <w:szCs w:val="24"/>
+              </w:rPr>
+              <w:t xml:space="preserve">14B/0.5B</w:t>
+            </w:r>
+          </w:p>
+        </w:tc>
+        <w:tc>
+          <w:tcPr>
+            <w:tcW w:w="2477" w:type="dxa"/>
+            <w:vAlign w:val="center"/>
+            <w:shd w:val="clear" w:color="auto" w:fill="E8E8E8"/>
+          </w:tcPr>
+          <w:p>
+            <w:pPr>
+              <w:jc w:val="center"/>
+              <w:ind w:firstLine="0"/>
+              <w:spacing w:before="20" w:after="20" w:line="240" w:lineRule="auto"/>
+              <w:rPr>
+                <w:sz w:val="24"/>
+                <w:szCs w:val="24"/>
+              </w:rPr>
+            </w:pPr>
+            <w:r>
+              <w:rPr>
+                <w:b/>
+                <w:bCs/>
+                <w:sz w:val="24"/>
+                <w:szCs w:val="24"/>
+              </w:rPr>
+              <w:t xml:space="preserve">7B/1.5B</w:t>
+            </w:r>
+          </w:p>
+        </w:tc>
+      </w:tr>
+      <w:tr>
+        <w:tc>
+          <w:tcPr>
+            <w:tcW w:w="4400" w:type="dxa"/>
+            <w:vAlign w:val="center"/>
+          </w:tcPr>
+          <w:p>
+            <w:pPr>
+              <w:jc w:val="left"/>
+              <w:ind w:firstLine="0"/>
+              <w:spacing w:before="20" w:after="20" w:line="240" w:lineRule="auto"/>
+              <w:rPr>
+                <w:sz w:val="24"/>
+                <w:szCs w:val="24"/>
+              </w:rPr>
+            </w:pPr>
+            <w:r>
+              <w:rPr>
+                <w:sz w:val="24"/>
+                <w:szCs w:val="24"/>
+              </w:rPr>
+              <w:t xml:space="preserve">Доля состояний с нарушением C4</w:t>
+            </w:r>
+          </w:p>
+        </w:tc>
+        <w:tc>
+          <w:tcPr>
+            <w:tcW w:w="2477" w:type="dxa"/>
+            <w:vAlign w:val="center"/>
+          </w:tcPr>
+          <w:p>
+            <w:pPr>
+              <w:jc w:val="center"/>
+              <w:ind w:firstLine="0"/>
+              <w:spacing w:before="20" w:after="20" w:line="240" w:lineRule="auto"/>
+              <w:rPr>
+                <w:sz w:val="24"/>
+                <w:szCs w:val="24"/>
+              </w:rPr>
+            </w:pPr>
+            <w:r>
+              <w:rPr>
+                <w:sz w:val="24"/>
+                <w:szCs w:val="24"/>
+              </w:rPr>
+              <w:t xml:space="preserve">0,89</w:t>
+            </w:r>
+          </w:p>
+        </w:tc>
+        <w:tc>
+          <w:tcPr>
+            <w:tcW w:w="2477" w:type="dxa"/>
+            <w:vAlign w:val="center"/>
+          </w:tcPr>
+          <w:p>
+            <w:pPr>
+              <w:jc w:val="center"/>
+              <w:ind w:firstLine="0"/>
+              <w:spacing w:before="20" w:after="20" w:line="240" w:lineRule="auto"/>
+              <w:rPr>
+                <w:sz w:val="24"/>
+                <w:szCs w:val="24"/>
+              </w:rPr>
+            </w:pPr>
+            <w:r>
+              <w:rPr>
+                <w:sz w:val="24"/>
+                <w:szCs w:val="24"/>
+              </w:rPr>
+              <w:t xml:space="preserve">0,89</w:t>
+            </w:r>
+          </w:p>
+        </w:tc>
+      </w:tr>
+      <w:tr>
+        <w:tc>
+          <w:tcPr>
+            <w:tcW w:w="4400" w:type="dxa"/>
+            <w:vAlign w:val="center"/>
+          </w:tcPr>
+          <w:p>
+            <w:pPr>
+              <w:jc w:val="left"/>
+              <w:ind w:firstLine="0"/>
+              <w:spacing w:before="20" w:after="20" w:line="240" w:lineRule="auto"/>
+              <w:rPr>
+                <w:sz w:val="24"/>
+                <w:szCs w:val="24"/>
+              </w:rPr>
+            </w:pPr>
+            <w:r>
+              <w:rPr>
+                <w:sz w:val="24"/>
+                <w:szCs w:val="24"/>
+              </w:rPr>
+              <w:t xml:space="preserve">Стационарная масса μ*_J(B)</w:t>
+            </w:r>
+          </w:p>
+        </w:tc>
+        <w:tc>
+          <w:tcPr>
+            <w:tcW w:w="2477" w:type="dxa"/>
+            <w:vAlign w:val="center"/>
+          </w:tcPr>
+          <w:p>
+            <w:pPr>
+              <w:jc w:val="center"/>
+              <w:ind w:firstLine="0"/>
+              <w:spacing w:before="20" w:after="20" w:line="240" w:lineRule="auto"/>
+              <w:rPr>
+                <w:sz w:val="24"/>
+                <w:szCs w:val="24"/>
+              </w:rPr>
+            </w:pPr>
+            <w:r>
+              <w:rPr>
+                <w:sz w:val="24"/>
+                <w:szCs w:val="24"/>
+              </w:rPr>
+              <w:t xml:space="preserve">0,90</w:t>
+            </w:r>
+          </w:p>
+        </w:tc>
+        <w:tc>
+          <w:tcPr>
+            <w:tcW w:w="2477" w:type="dxa"/>
+            <w:vAlign w:val="center"/>
+          </w:tcPr>
+          <w:p>
+            <w:pPr>
+              <w:jc w:val="center"/>
+              <w:ind w:firstLine="0"/>
+              <w:spacing w:before="20" w:after="20" w:line="240" w:lineRule="auto"/>
+              <w:rPr>
+                <w:sz w:val="24"/>
+                <w:szCs w:val="24"/>
+              </w:rPr>
+            </w:pPr>
+            <w:r>
+              <w:rPr>
+                <w:sz w:val="24"/>
+                <w:szCs w:val="24"/>
+              </w:rPr>
+              <w:t xml:space="preserve">0,93</w:t>
+            </w:r>
+          </w:p>
+        </w:tc>
+      </w:tr>
+      <w:tr>
+        <w:tc>
+          <w:tcPr>
+            <w:tcW w:w="4400" w:type="dxa"/>
+            <w:vAlign w:val="center"/>
+          </w:tcPr>
+          <w:p>
+            <w:pPr>
+              <w:jc w:val="left"/>
+              <w:ind w:firstLine="0"/>
+              <w:spacing w:before="20" w:after="20" w:line="240" w:lineRule="auto"/>
+              <w:rPr>
+                <w:sz w:val="24"/>
+                <w:szCs w:val="24"/>
+              </w:rPr>
+            </w:pPr>
+            <w:r>
+              <w:rPr>
+                <w:sz w:val="24"/>
+                <w:szCs w:val="24"/>
+              </w:rPr>
+              <w:t xml:space="preserve">Оценка теоремы C (правая часть)</w:t>
+            </w:r>
+          </w:p>
+        </w:tc>
+        <w:tc>
+          <w:tcPr>
+            <w:tcW w:w="2477" w:type="dxa"/>
+            <w:vAlign w:val="center"/>
+          </w:tcPr>
+          <w:p>
+            <w:pPr>
+              <w:jc w:val="center"/>
+              <w:ind w:firstLine="0"/>
+              <w:spacing w:before="20" w:after="20" w:line="240" w:lineRule="auto"/>
+              <w:rPr>
+                <w:sz w:val="24"/>
+                <w:szCs w:val="24"/>
+              </w:rPr>
+            </w:pPr>
+            <w:r>
+              <w:rPr>
+                <w:sz w:val="24"/>
+                <w:szCs w:val="24"/>
+              </w:rPr>
+              <w:t xml:space="preserve">≈360</w:t>
+            </w:r>
+          </w:p>
+        </w:tc>
+        <w:tc>
+          <w:tcPr>
+            <w:tcW w:w="2477" w:type="dxa"/>
+            <w:vAlign w:val="center"/>
+          </w:tcPr>
+          <w:p>
+            <w:pPr>
+              <w:jc w:val="center"/>
+              <w:ind w:firstLine="0"/>
+              <w:spacing w:before="20" w:after="20" w:line="240" w:lineRule="auto"/>
+              <w:rPr>
+                <w:sz w:val="24"/>
+                <w:szCs w:val="24"/>
+              </w:rPr>
+            </w:pPr>
+            <w:r>
+              <w:rPr>
+                <w:sz w:val="24"/>
+                <w:szCs w:val="24"/>
+              </w:rPr>
+              <w:t xml:space="preserve">≈374</w:t>
+            </w:r>
+          </w:p>
+        </w:tc>
+      </w:tr>
+      <w:tr>
+        <w:tc>
+          <w:tcPr>
+            <w:tcW w:w="4400" w:type="dxa"/>
+            <w:vAlign w:val="center"/>
+          </w:tcPr>
+          <w:p>
+            <w:pPr>
+              <w:jc w:val="left"/>
+              <w:ind w:firstLine="0"/>
+              <w:spacing w:before="20" w:after="20" w:line="240" w:lineRule="auto"/>
+              <w:rPr>
+                <w:sz w:val="24"/>
+                <w:szCs w:val="24"/>
+              </w:rPr>
+            </w:pPr>
+            <w:r>
+              <w:rPr>
+                <w:sz w:val="24"/>
+                <w:szCs w:val="24"/>
+              </w:rPr>
+              <w:t xml:space="preserve">Точный разрыв ценности V_joint − V_cascade</w:t>
+            </w:r>
+          </w:p>
+        </w:tc>
+        <w:tc>
+          <w:tcPr>
+            <w:tcW w:w="2477" w:type="dxa"/>
+            <w:vAlign w:val="center"/>
+          </w:tcPr>
+          <w:p>
+            <w:pPr>
+              <w:jc w:val="center"/>
+              <w:ind w:firstLine="0"/>
+              <w:spacing w:before="20" w:after="20" w:line="240" w:lineRule="auto"/>
+              <w:rPr>
+                <w:sz w:val="24"/>
+                <w:szCs w:val="24"/>
+              </w:rPr>
+            </w:pPr>
+            <w:r>
+              <w:rPr>
+                <w:sz w:val="24"/>
+                <w:szCs w:val="24"/>
+              </w:rPr>
+              <w:t xml:space="preserve">+0,005</w:t>
+            </w:r>
+          </w:p>
+        </w:tc>
+        <w:tc>
+          <w:tcPr>
+            <w:tcW w:w="2477" w:type="dxa"/>
+            <w:vAlign w:val="center"/>
+          </w:tcPr>
+          <w:p>
+            <w:pPr>
+              <w:jc w:val="center"/>
+              <w:ind w:firstLine="0"/>
+              <w:spacing w:before="20" w:after="20" w:line="240" w:lineRule="auto"/>
+              <w:rPr>
+                <w:sz w:val="24"/>
+                <w:szCs w:val="24"/>
+              </w:rPr>
+            </w:pPr>
+            <w:r>
+              <w:rPr>
+                <w:sz w:val="24"/>
+                <w:szCs w:val="24"/>
+              </w:rPr>
+              <w:t xml:space="preserve">+0,10</w:t>
+            </w:r>
+          </w:p>
+        </w:tc>
+      </w:tr>
+      <w:tr>
+        <w:tc>
+          <w:tcPr>
+            <w:tcW w:w="4400" w:type="dxa"/>
+            <w:vAlign w:val="center"/>
+          </w:tcPr>
+          <w:p>
+            <w:pPr>
+              <w:jc w:val="left"/>
+              <w:ind w:firstLine="0"/>
+              <w:spacing w:before="20" w:after="20" w:line="240" w:lineRule="auto"/>
+              <w:rPr>
+                <w:sz w:val="24"/>
+                <w:szCs w:val="24"/>
+              </w:rPr>
+            </w:pPr>
+            <w:r>
+              <w:rPr>
+                <w:sz w:val="24"/>
+                <w:szCs w:val="24"/>
+              </w:rPr>
+              <w:t xml:space="preserve">Доля состояний со слабым доминированием</w:t>
+            </w:r>
+          </w:p>
+        </w:tc>
+        <w:tc>
+          <w:tcPr>
+            <w:tcW w:w="2477" w:type="dxa"/>
+            <w:vAlign w:val="center"/>
+          </w:tcPr>
+          <w:p>
+            <w:pPr>
+              <w:jc w:val="center"/>
+              <w:ind w:firstLine="0"/>
+              <w:spacing w:before="20" w:after="20" w:line="240" w:lineRule="auto"/>
+              <w:rPr>
+                <w:sz w:val="24"/>
+                <w:szCs w:val="24"/>
+              </w:rPr>
+            </w:pPr>
+            <w:r>
+              <w:rPr>
+                <w:sz w:val="24"/>
+                <w:szCs w:val="24"/>
+              </w:rPr>
+              <w:t xml:space="preserve">100 %</w:t>
+            </w:r>
+          </w:p>
+        </w:tc>
+        <w:tc>
+          <w:tcPr>
+            <w:tcW w:w="2477" w:type="dxa"/>
+            <w:vAlign w:val="center"/>
+          </w:tcPr>
+          <w:p>
+            <w:pPr>
+              <w:jc w:val="center"/>
+              <w:ind w:firstLine="0"/>
+              <w:spacing w:before="20" w:after="20" w:line="240" w:lineRule="auto"/>
+              <w:rPr>
+                <w:sz w:val="24"/>
+                <w:szCs w:val="24"/>
+              </w:rPr>
+            </w:pPr>
+            <w:r>
+              <w:rPr>
+                <w:sz w:val="24"/>
+                <w:szCs w:val="24"/>
+              </w:rPr>
+              <w:t xml:space="preserve">100 %</w:t>
+            </w:r>
+          </w:p>
+        </w:tc>
+      </w:tr>
+    </w:tbl>
+    <w:p>
+      <w:pPr>
+        <w:ind w:firstLine="709"/>
+        <w:jc w:val="both"/>
+        <w:rPr>
+          <w:sz w:val="28"/>
+          <w:szCs w:val="28"/>
+        </w:rPr>
+      </w:pPr>
+      <w:r>
+        <w:rPr>
+          <w:sz w:val="28"/>
+          <w:szCs w:val="28"/>
+        </w:rPr>
+        <w:t xml:space="preserve">Таблица показывает ключевое: при почти повсеместном нарушении условия C4 (масса ≈ 0,9) оценка теоремы C вакуумна, однако точный разрыв ценности мал, а слабое доминирование (теорема 2.3) выполнено на всех состояниях. Развёртка по множителю κ (рисунок 4.4) подтверждает устойчивость равенства совместной и каскадной политик ко всему диапазону трейд-офф-параметра.</w:t>
       </w:r>
     </w:p>
     <w:p>
@@ -22347,20 +25608,279 @@
         <w:ind w:firstLine="709"/>
         <w:jc w:val="both"/>
         <w:rPr>
-          <w:i/>
-          <w:iCs/>
-          <w:sz w:val="28"/>
-          <w:szCs w:val="28"/>
-        </w:rPr>
-      </w:pPr>
-      <w:r>
-        <w:rPr>
-          <w:i/>
-          <w:iCs/>
-          <w:sz w:val="28"/>
-          <w:szCs w:val="28"/>
-        </w:rPr>
-        <w:t xml:space="preserve">Манифесты прогонов с git SHA, флагом dirty, разрешённым YAML-конфигом, списком начальных значений и SHA256 артефактов трейсов и политики.</w:t>
+          <w:sz w:val="28"/>
+          <w:szCs w:val="28"/>
+        </w:rPr>
+      </w:pPr>
+      <w:r>
+        <w:rPr>
+          <w:sz w:val="28"/>
+          <w:szCs w:val="28"/>
+        </w:rPr>
+        <w:t xml:space="preserve">Каждый содержательный прогон сопровождается машинно-генерируемым манифестом в каталоге reports/manifests. Манифест фиксирует окружение (версии библиотек, ускоритель), состояние репозитория (хеш коммита Git и признак незакоммиченных изменений), полную разрешённую конфигурацию Hydra, список начальных значений генераторов и контрольные суммы SHA256 артефактов трейсов и политики. Этого достаточно, чтобы однозначно восстановить условия прогона. Сокращённый пример приведён в листинге Г.1.</w:t>
+      </w:r>
+    </w:p>
+    <w:p>
+      <w:pPr>
+        <w:spacing w:after="40"/>
+        <w:ind w:firstLine="0"/>
+        <w:jc w:val="left"/>
+        <w:rPr>
+          <w:sz w:val="28"/>
+          <w:szCs w:val="28"/>
+        </w:rPr>
+      </w:pPr>
+      <w:r>
+        <w:rPr>
+          <w:sz w:val="28"/>
+          <w:szCs w:val="28"/>
+        </w:rPr>
+        <w:t xml:space="preserve">Листинг Г.1 — Фрагмент манифеста прогона 14B/0.5B (lock, 2026-05-14)</w:t>
+      </w:r>
+    </w:p>
+    <w:p>
+      <w:pPr>
+        <w:spacing w:before="60" w:after="160" w:line="240" w:lineRule="auto"/>
+        <w:ind w:firstLine="0"/>
+        <w:jc w:val="left"/>
+        <w:shd w:val="clear" w:color="auto" w:fill="F5F5F5"/>
+        <w:rPr>
+          <w:rFonts w:ascii="Courier New" w:hAnsi="Courier New"/>
+          <w:sz w:val="22"/>
+        </w:rPr>
+      </w:pPr>
+      <w:r>
+        <w:rPr>
+          <w:rFonts w:ascii="Courier New" w:hAnsi="Courier New" w:cs="Courier New"/>
+          <w:sz w:val="22"/>
+          <w:szCs w:val="22"/>
+        </w:rPr>
+        <w:t xml:space="preserve">{</w:t>
+      </w:r>
+      <w:r>
+        <w:rPr>
+          <w:rFonts w:ascii="Courier New" w:hAnsi="Courier New" w:cs="Courier New"/>
+          <w:sz w:val="22"/>
+          <w:szCs w:val="22"/>
+        </w:rPr>
+        <w:br/>
+      </w:r>
+      <w:r>
+        <w:rPr>
+          <w:rFonts w:ascii="Courier New" w:hAnsi="Courier New" w:cs="Courier New"/>
+          <w:sz w:val="22"/>
+          <w:szCs w:val="22"/>
+        </w:rPr>
+        <w:t xml:space="preserve">  "generated_at": "2026-05-13T19:40:46Z",</w:t>
+      </w:r>
+      <w:r>
+        <w:rPr>
+          <w:rFonts w:ascii="Courier New" w:hAnsi="Courier New" w:cs="Courier New"/>
+          <w:sz w:val="22"/>
+          <w:szCs w:val="22"/>
+        </w:rPr>
+        <w:br/>
+      </w:r>
+      <w:r>
+        <w:rPr>
+          <w:rFonts w:ascii="Courier New" w:hAnsi="Courier New" w:cs="Courier New"/>
+          <w:sz w:val="22"/>
+          <w:szCs w:val="22"/>
+        </w:rPr>
+        <w:t xml:space="preserve">  "git_sha": "e1b32ea7…", "git_branch": "main", "git_dirty": true,</w:t>
+      </w:r>
+      <w:r>
+        <w:rPr>
+          <w:rFonts w:ascii="Courier New" w:hAnsi="Courier New" w:cs="Courier New"/>
+          <w:sz w:val="22"/>
+          <w:szCs w:val="22"/>
+        </w:rPr>
+        <w:br/>
+      </w:r>
+      <w:r>
+        <w:rPr>
+          <w:rFonts w:ascii="Courier New" w:hAnsi="Courier New" w:cs="Courier New"/>
+          <w:sz w:val="22"/>
+          <w:szCs w:val="22"/>
+        </w:rPr>
+        <w:t xml:space="preserve">  "nvidia_smi": "NVIDIA GeForce RTX 5090, 32607 MiB",</w:t>
+      </w:r>
+      <w:r>
+        <w:rPr>
+          <w:rFonts w:ascii="Courier New" w:hAnsi="Courier New" w:cs="Courier New"/>
+          <w:sz w:val="22"/>
+          <w:szCs w:val="22"/>
+        </w:rPr>
+        <w:br/>
+      </w:r>
+      <w:r>
+        <w:rPr>
+          <w:rFonts w:ascii="Courier New" w:hAnsi="Courier New" w:cs="Courier New"/>
+          <w:sz w:val="22"/>
+          <w:szCs w:val="22"/>
+        </w:rPr>
+        <w:t xml:space="preserve">  "python": "3.12.3",</w:t>
+      </w:r>
+      <w:r>
+        <w:rPr>
+          <w:rFonts w:ascii="Courier New" w:hAnsi="Courier New" w:cs="Courier New"/>
+          <w:sz w:val="22"/>
+          <w:szCs w:val="22"/>
+        </w:rPr>
+        <w:br/>
+      </w:r>
+      <w:r>
+        <w:rPr>
+          <w:rFonts w:ascii="Courier New" w:hAnsi="Courier New" w:cs="Courier New"/>
+          <w:sz w:val="22"/>
+          <w:szCs w:val="22"/>
+        </w:rPr>
+        <w:t xml:space="preserve">  "torch_version": "2.9.1+cu128", "transformers_version": "4.57.3",</w:t>
+      </w:r>
+      <w:r>
+        <w:rPr>
+          <w:rFonts w:ascii="Courier New" w:hAnsi="Courier New" w:cs="Courier New"/>
+          <w:sz w:val="22"/>
+          <w:szCs w:val="22"/>
+        </w:rPr>
+        <w:br/>
+      </w:r>
+      <w:r>
+        <w:rPr>
+          <w:rFonts w:ascii="Courier New" w:hAnsi="Courier New" w:cs="Courier New"/>
+          <w:sz w:val="22"/>
+          <w:szCs w:val="22"/>
+        </w:rPr>
+        <w:t xml:space="preserve">  "scipy_version": "1.17.0", "numpy_version": "2.4.2",</w:t>
+      </w:r>
+      <w:r>
+        <w:rPr>
+          <w:rFonts w:ascii="Courier New" w:hAnsi="Courier New" w:cs="Courier New"/>
+          <w:sz w:val="22"/>
+          <w:szCs w:val="22"/>
+        </w:rPr>
+        <w:br/>
+      </w:r>
+      <w:r>
+        <w:rPr>
+          <w:rFonts w:ascii="Courier New" w:hAnsi="Courier New" w:cs="Courier New"/>
+          <w:sz w:val="22"/>
+          <w:szCs w:val="22"/>
+        </w:rPr>
+        <w:t xml:space="preserve">  "seed_list": [42, 43, 44],</w:t>
+      </w:r>
+      <w:r>
+        <w:rPr>
+          <w:rFonts w:ascii="Courier New" w:hAnsi="Courier New" w:cs="Courier New"/>
+          <w:sz w:val="22"/>
+          <w:szCs w:val="22"/>
+        </w:rPr>
+        <w:br/>
+      </w:r>
+      <w:r>
+        <w:rPr>
+          <w:rFonts w:ascii="Courier New" w:hAnsi="Courier New" w:cs="Courier New"/>
+          <w:sz w:val="22"/>
+          <w:szCs w:val="22"/>
+        </w:rPr>
+        <w:t xml:space="preserve">  "policy_path": "outputs/…/02_solve/policy.npz",</w:t>
+      </w:r>
+      <w:r>
+        <w:rPr>
+          <w:rFonts w:ascii="Courier New" w:hAnsi="Courier New" w:cs="Courier New"/>
+          <w:sz w:val="22"/>
+          <w:szCs w:val="22"/>
+        </w:rPr>
+        <w:br/>
+      </w:r>
+      <w:r>
+        <w:rPr>
+          <w:rFonts w:ascii="Courier New" w:hAnsi="Courier New" w:cs="Courier New"/>
+          <w:sz w:val="22"/>
+          <w:szCs w:val="22"/>
+        </w:rPr>
+        <w:t xml:space="preserve">  "policy_npz_sha256": "f0f1e09c0b41cfc9…",</w:t>
+      </w:r>
+      <w:r>
+        <w:rPr>
+          <w:rFonts w:ascii="Courier New" w:hAnsi="Courier New" w:cs="Courier New"/>
+          <w:sz w:val="22"/>
+          <w:szCs w:val="22"/>
+        </w:rPr>
+        <w:br/>
+      </w:r>
+      <w:r>
+        <w:rPr>
+          <w:rFonts w:ascii="Courier New" w:hAnsi="Courier New" w:cs="Courier New"/>
+          <w:sz w:val="22"/>
+          <w:szCs w:val="22"/>
+        </w:rPr>
+        <w:t xml:space="preserve">  "hydra_config": {"H_max": 6.0, "K_max": 8.0, "gamma_max": 8,</w:t>
+      </w:r>
+      <w:r>
+        <w:rPr>
+          <w:rFonts w:ascii="Courier New" w:hAnsi="Courier New" w:cs="Courier New"/>
+          <w:sz w:val="22"/>
+          <w:szCs w:val="22"/>
+        </w:rPr>
+        <w:br/>
+      </w:r>
+      <w:r>
+        <w:rPr>
+          <w:rFonts w:ascii="Courier New" w:hAnsi="Courier New" w:cs="Courier New"/>
+          <w:sz w:val="22"/>
+          <w:szCs w:val="22"/>
+        </w:rPr>
+        <w:t xml:space="preserve">                    "N_H": 20, "N_K": 20, "lambda_discount": 0.99,</w:t>
+      </w:r>
+      <w:r>
+        <w:rPr>
+          <w:rFonts w:ascii="Courier New" w:hAnsi="Courier New" w:cs="Courier New"/>
+          <w:sz w:val="22"/>
+          <w:szCs w:val="22"/>
+        </w:rPr>
+        <w:br/>
+      </w:r>
+      <w:r>
+        <w:rPr>
+          <w:rFonts w:ascii="Courier New" w:hAnsi="Courier New" w:cs="Courier New"/>
+          <w:sz w:val="22"/>
+          <w:szCs w:val="22"/>
+        </w:rPr>
+        <w:t xml:space="preserve">                    "kappa": 1.0, "alpha_smooth": 1.0, "nu_min": 5}</w:t>
+      </w:r>
+      <w:r>
+        <w:rPr>
+          <w:rFonts w:ascii="Courier New" w:hAnsi="Courier New" w:cs="Courier New"/>
+          <w:sz w:val="22"/>
+          <w:szCs w:val="22"/>
+        </w:rPr>
+        <w:br/>
+      </w:r>
+      <w:r>
+        <w:rPr>
+          <w:rFonts w:ascii="Courier New" w:hAnsi="Courier New" w:cs="Courier New"/>
+          <w:sz w:val="22"/>
+          <w:szCs w:val="22"/>
+        </w:rPr>
+        <w:t xml:space="preserve">}</w:t>
+      </w:r>
+    </w:p>
+    <w:p>
+      <w:pPr>
+        <w:ind w:firstLine="709"/>
+        <w:jc w:val="both"/>
+        <w:rPr>
+          <w:sz w:val="28"/>
+          <w:szCs w:val="28"/>
+        </w:rPr>
+      </w:pPr>
+      <w:r>
+        <w:rPr>
+          <w:sz w:val="28"/>
+          <w:szCs w:val="28"/>
+        </w:rPr>
+        <w:t xml:space="preserve">Манифест сохраняется автоматически стадией scripts/05_write_manifest.py и привязывает результаты раздела 4 к конкретному состоянию кода и данных. Отдельные вендорные ядра CUDA сохраняют предупреждение о неполной воспроизводимости; в этом случае первичной записью считаются именно манифест и список начальных значений, а малый числовой дрейф признаётся допустимым.</w:t>
       </w:r>
     </w:p>
     <w:sectPr>

--- a/papers/Козин_newera.docx
+++ b/papers/Козин_newera.docx
@@ -21798,7 +21798,7 @@
           <w:sz w:val="28"/>
           <w:szCs w:val="28"/>
         </w:rPr>
-        <w:t xml:space="preserve">Результаты следует сопроводить обсуждением угроз валидности. Измерения скорости получены на одном графическом ускорителе; на другой аппаратуре или при пакетировании запросов абсолютные значения изменятся, хотя относительные сравнения методов устойчивее. Отдельные вендорные ядра CUDA не полностью детерминированы, поэтому первичной записью воспроизводимости служат манифест и список начальных значений, а малый числовой дрейф признаётся допустимым (приложение Г). Качество оценивается только по GSM8K: бенчмарки кода и диалога в текущем раннере не оцениваются по точному совпадению, поэтому выводы о качестве ограничены областью математических рассуждений.</w:t>
+        <w:t xml:space="preserve">Результаты следует сопроводить обсуждением угроз валидности. Измерения скорости получены на одном графическом ускорителе; на другой аппаратуре или при пакетировании запросов абсолютные значения изменятся, хотя относительные сравнения методов устойчивее. Отдельные вендорные ядра CUDA не полностью детерминированы, поэтому первичной записью воспроизводимости служат манифест и список начальных значений, а малый числовой дрейф признаётся допустимым (приложение Г). Качество оценивается только по GSM8K: бенчмарки кода и диалога (в том числе MT-Bench [19]) в текущем раннере не оцениваются по точному совпадению, поэтому выводы о качестве ограничены областью математических рассуждений.</w:t>
       </w:r>
     </w:p>
     <w:p>
@@ -24727,7 +24727,7 @@
           <w:sz w:val="22"/>
           <w:szCs w:val="22"/>
         </w:rPr>
-        <w:t xml:space="preserve">H = entropy(q_probs); K = self.K_prev          # признаки состояния</w:t>
+        <w:t xml:space="preserve">H = entropy(q_probs); K = self.K_prev      # признаки состояния</w:t>
       </w:r>
       <w:r>
         <w:rPr>
@@ -24775,7 +24775,7 @@
           <w:sz w:val="22"/>
           <w:szCs w:val="22"/>
         </w:rPr>
-        <w:t xml:space="preserve">    self._verify_block(...)                     # нечёткая верификация, T</w:t>
+        <w:t xml:space="preserve">    self._verify_block(...)            # нечёткая верификация</w:t>
       </w:r>
       <w:r>
         <w:rPr>
@@ -24807,7 +24807,7 @@
           <w:sz w:val="22"/>
           <w:szCs w:val="22"/>
         </w:rPr>
-        <w:t xml:space="preserve">    k = min(k + 1, self.policy.config.gamma_max) # продолжить черновик</w:t>
+        <w:t xml:space="preserve">    k = min(k + 1, self.policy.config.gamma_max)   # продолжить</w:t>
       </w:r>
       <w:r>
         <w:rPr>
@@ -24823,7 +24823,7 @@
           <w:sz w:val="22"/>
           <w:szCs w:val="22"/>
         </w:rPr>
-        <w:t xml:space="preserve">self.K_prev = kl_divergence(q_probs, p_probs)   # задержанное обновление K</w:t>
+        <w:t xml:space="preserve">self.K_prev = kl_divergence(q_probs, p_probs)  # задержка K</w:t>
       </w:r>
     </w:p>
     <w:p>

--- a/papers/Козин_newera.docx
+++ b/papers/Козин_newera.docx
@@ -1093,7 +1093,7 @@
           <w:sz w:val="28"/>
           <w:szCs w:val="28"/>
         </w:rPr>
-        <w:t>Выпускная квалификационная работа: 78 с., 4 раздела, 10 рис., 10 табл., 19 источников, 4 приложения.</w:t>
+        <w:t>Выпускная квалификационная работа: 86 с., 4 раздела, 6 рис., 9 табл., 19 источников, 4 приложения.</w:t>
       </w:r>
     </w:p>
     <w:p>
@@ -1718,7 +1718,7 @@
           <w:szCs w:val="28"/>
         </w:rPr>
         <w:tab/>
-        <w:t>13</w:t>
+        <w:t>14</w:t>
       </w:r>
     </w:p>
     <w:p>
@@ -1749,7 +1749,7 @@
           <w:szCs w:val="28"/>
         </w:rPr>
         <w:tab/>
-        <w:t>14</w:t>
+        <w:t>15</w:t>
       </w:r>
     </w:p>
     <w:p>
@@ -1780,7 +1780,7 @@
           <w:szCs w:val="28"/>
         </w:rPr>
         <w:tab/>
-        <w:t>15</w:t>
+        <w:t>16</w:t>
       </w:r>
     </w:p>
     <w:p>
@@ -1811,7 +1811,7 @@
           <w:szCs w:val="28"/>
         </w:rPr>
         <w:tab/>
-        <w:t>15</w:t>
+        <w:t>16</w:t>
       </w:r>
     </w:p>
     <w:p>
@@ -1867,7 +1867,7 @@
           <w:szCs w:val="28"/>
         </w:rPr>
         <w:tab/>
-        <w:t>16</w:t>
+        <w:t>17</w:t>
       </w:r>
     </w:p>
     <w:p>
@@ -1929,7 +1929,7 @@
           <w:szCs w:val="28"/>
         </w:rPr>
         <w:tab/>
-        <w:t>19</w:t>
+        <w:t>20</w:t>
       </w:r>
     </w:p>
     <w:p>
@@ -1960,7 +1960,7 @@
           <w:szCs w:val="28"/>
         </w:rPr>
         <w:tab/>
-        <w:t>19</w:t>
+        <w:t>20</w:t>
       </w:r>
     </w:p>
     <w:p>
@@ -1991,7 +1991,7 @@
           <w:szCs w:val="28"/>
         </w:rPr>
         <w:tab/>
-        <w:t>20</w:t>
+        <w:t>21</w:t>
       </w:r>
     </w:p>
     <w:p>
@@ -2031,7 +2031,7 @@
           <w:szCs w:val="28"/>
         </w:rPr>
         <w:tab/>
-        <w:t>21</w:t>
+        <w:t>22</w:t>
       </w:r>
     </w:p>
     <w:p>
@@ -2062,7 +2062,7 @@
           <w:szCs w:val="28"/>
         </w:rPr>
         <w:tab/>
-        <w:t>21</w:t>
+        <w:t>22</w:t>
       </w:r>
     </w:p>
     <w:p>
@@ -2093,7 +2093,7 @@
           <w:szCs w:val="28"/>
         </w:rPr>
         <w:tab/>
-        <w:t>21</w:t>
+        <w:t>22</w:t>
       </w:r>
     </w:p>
     <w:p>
@@ -2140,7 +2140,7 @@
           <w:szCs w:val="28"/>
         </w:rPr>
         <w:tab/>
-        <w:t>22</w:t>
+        <w:t>23</w:t>
       </w:r>
     </w:p>
     <w:p>
@@ -2187,7 +2187,7 @@
           <w:szCs w:val="28"/>
         </w:rPr>
         <w:tab/>
-        <w:t>22</w:t>
+        <w:t>24</w:t>
       </w:r>
     </w:p>
     <w:p>
@@ -2218,7 +2218,7 @@
           <w:szCs w:val="28"/>
         </w:rPr>
         <w:tab/>
-        <w:t>23</w:t>
+        <w:t>25</w:t>
       </w:r>
     </w:p>
     <w:p>
@@ -2249,7 +2249,7 @@
           <w:szCs w:val="28"/>
         </w:rPr>
         <w:tab/>
-        <w:t>24</w:t>
+        <w:t>25</w:t>
       </w:r>
     </w:p>
     <w:p>
@@ -2280,7 +2280,7 @@
           <w:szCs w:val="28"/>
         </w:rPr>
         <w:tab/>
-        <w:t>24</w:t>
+        <w:t>26</w:t>
       </w:r>
     </w:p>
     <w:p>
@@ -2311,7 +2311,7 @@
           <w:szCs w:val="28"/>
         </w:rPr>
         <w:tab/>
-        <w:t>25</w:t>
+        <w:t>27</w:t>
       </w:r>
     </w:p>
     <w:p>
@@ -2343,7 +2343,7 @@
           <w:szCs w:val="28"/>
         </w:rPr>
         <w:tab/>
-        <w:t>25</w:t>
+        <w:t>27</w:t>
       </w:r>
     </w:p>
     <w:p>
@@ -2406,7 +2406,7 @@
           <w:szCs w:val="28"/>
         </w:rPr>
         <w:tab/>
-        <w:t>27</w:t>
+        <w:t>29</w:t>
       </w:r>
     </w:p>
     <w:p>
@@ -2437,7 +2437,7 @@
           <w:szCs w:val="28"/>
         </w:rPr>
         <w:tab/>
-        <w:t>27</w:t>
+        <w:t>29</w:t>
       </w:r>
     </w:p>
     <w:p>
@@ -2468,7 +2468,7 @@
           <w:szCs w:val="28"/>
         </w:rPr>
         <w:tab/>
-        <w:t>28</w:t>
+        <w:t>30</w:t>
       </w:r>
     </w:p>
     <w:p>
@@ -2499,7 +2499,7 @@
           <w:szCs w:val="28"/>
         </w:rPr>
         <w:tab/>
-        <w:t>28</w:t>
+        <w:t>30</w:t>
       </w:r>
     </w:p>
     <w:p>
@@ -2530,7 +2530,7 @@
           <w:szCs w:val="28"/>
         </w:rPr>
         <w:tab/>
-        <w:t>29</w:t>
+        <w:t>31</w:t>
       </w:r>
     </w:p>
     <w:p>
@@ -2561,7 +2561,7 @@
           <w:szCs w:val="28"/>
         </w:rPr>
         <w:tab/>
-        <w:t>29</w:t>
+        <w:t>31</w:t>
       </w:r>
     </w:p>
     <w:p>
@@ -2607,7 +2607,7 @@
           <w:szCs w:val="28"/>
         </w:rPr>
         <w:tab/>
-        <w:t>31</w:t>
+        <w:t>33</w:t>
       </w:r>
     </w:p>
     <w:p>
@@ -2638,7 +2638,7 @@
           <w:szCs w:val="28"/>
         </w:rPr>
         <w:tab/>
-        <w:t>31</w:t>
+        <w:t>33</w:t>
       </w:r>
     </w:p>
     <w:p>
@@ -2669,7 +2669,7 @@
           <w:szCs w:val="28"/>
         </w:rPr>
         <w:tab/>
-        <w:t>31</w:t>
+        <w:t>33</w:t>
       </w:r>
     </w:p>
     <w:p>
@@ -2700,7 +2700,7 @@
           <w:szCs w:val="28"/>
         </w:rPr>
         <w:tab/>
-        <w:t>33</w:t>
+        <w:t>35</w:t>
       </w:r>
     </w:p>
     <w:p>
@@ -2731,7 +2731,7 @@
           <w:szCs w:val="28"/>
         </w:rPr>
         <w:tab/>
-        <w:t>34</w:t>
+        <w:t>36</w:t>
       </w:r>
     </w:p>
     <w:p>
@@ -2762,7 +2762,7 @@
           <w:szCs w:val="28"/>
         </w:rPr>
         <w:tab/>
-        <w:t>36</w:t>
+        <w:t>38</w:t>
       </w:r>
     </w:p>
     <w:p>
@@ -2793,7 +2793,7 @@
           <w:szCs w:val="28"/>
         </w:rPr>
         <w:tab/>
-        <w:t>36</w:t>
+        <w:t>39</w:t>
       </w:r>
     </w:p>
     <w:p>
@@ -2824,7 +2824,7 @@
           <w:szCs w:val="28"/>
         </w:rPr>
         <w:tab/>
-        <w:t>37</w:t>
+        <w:t>40</w:t>
       </w:r>
     </w:p>
     <w:p>
@@ -2871,7 +2871,7 @@
           <w:szCs w:val="28"/>
         </w:rPr>
         <w:tab/>
-        <w:t>38</w:t>
+        <w:t>41</w:t>
       </w:r>
     </w:p>
     <w:p>
@@ -2934,7 +2934,7 @@
           <w:szCs w:val="28"/>
         </w:rPr>
         <w:tab/>
-        <w:t>40</w:t>
+        <w:t>42</w:t>
       </w:r>
     </w:p>
     <w:p>
@@ -2981,7 +2981,7 @@
           <w:szCs w:val="28"/>
         </w:rPr>
         <w:tab/>
-        <w:t>41</w:t>
+        <w:t>43</w:t>
       </w:r>
     </w:p>
     <w:p>
@@ -3012,7 +3012,7 @@
           <w:szCs w:val="28"/>
         </w:rPr>
         <w:tab/>
-        <w:t>41</w:t>
+        <w:t>44</w:t>
       </w:r>
     </w:p>
     <w:p>
@@ -3059,7 +3059,7 @@
           <w:szCs w:val="28"/>
         </w:rPr>
         <w:tab/>
-        <w:t>43</w:t>
+        <w:t>46</w:t>
       </w:r>
     </w:p>
     <w:p>
@@ -3089,7 +3089,7 @@
           <w:szCs w:val="28"/>
         </w:rPr>
         <w:tab/>
-        <w:t>45</w:t>
+        <w:t>48</w:t>
       </w:r>
     </w:p>
     <w:p>
@@ -3120,7 +3120,7 @@
           <w:szCs w:val="28"/>
         </w:rPr>
         <w:tab/>
-        <w:t>45</w:t>
+        <w:t>48</w:t>
       </w:r>
     </w:p>
     <w:p>
@@ -3151,7 +3151,7 @@
           <w:szCs w:val="28"/>
         </w:rPr>
         <w:tab/>
-        <w:t>47</w:t>
+        <w:t>51</w:t>
       </w:r>
     </w:p>
     <w:p>
@@ -3207,7 +3207,7 @@
           <w:szCs w:val="28"/>
         </w:rPr>
         <w:tab/>
-        <w:t>48</w:t>
+        <w:t>52</w:t>
       </w:r>
     </w:p>
     <w:p>
@@ -3263,7 +3263,7 @@
           <w:szCs w:val="28"/>
         </w:rPr>
         <w:tab/>
-        <w:t>50</w:t>
+        <w:t>54</w:t>
       </w:r>
     </w:p>
     <w:p>
@@ -3310,7 +3310,7 @@
           <w:szCs w:val="28"/>
         </w:rPr>
         <w:tab/>
-        <w:t>51</w:t>
+        <w:t>55</w:t>
       </w:r>
     </w:p>
     <w:p>
@@ -3341,7 +3341,7 @@
           <w:szCs w:val="28"/>
         </w:rPr>
         <w:tab/>
-        <w:t>52</w:t>
+        <w:t>56</w:t>
       </w:r>
     </w:p>
     <w:p>
@@ -3372,7 +3372,7 @@
           <w:szCs w:val="28"/>
         </w:rPr>
         <w:tab/>
-        <w:t>55</w:t>
+        <w:t>59</w:t>
       </w:r>
     </w:p>
     <w:p>
@@ -3403,7 +3403,7 @@
           <w:szCs w:val="28"/>
         </w:rPr>
         <w:tab/>
-        <w:t>55</w:t>
+        <w:t>59</w:t>
       </w:r>
     </w:p>
     <w:p>
@@ -3434,7 +3434,7 @@
           <w:szCs w:val="28"/>
         </w:rPr>
         <w:tab/>
-        <w:t>56</w:t>
+        <w:t>60</w:t>
       </w:r>
     </w:p>
     <w:p>
@@ -3465,7 +3465,7 @@
           <w:szCs w:val="28"/>
         </w:rPr>
         <w:tab/>
-        <w:t>57</w:t>
+        <w:t>61</w:t>
       </w:r>
     </w:p>
     <w:p>
@@ -3496,7 +3496,7 @@
           <w:szCs w:val="28"/>
         </w:rPr>
         <w:tab/>
-        <w:t>58</w:t>
+        <w:t>63</w:t>
       </w:r>
     </w:p>
     <w:p>
@@ -3527,7 +3527,7 @@
           <w:szCs w:val="28"/>
         </w:rPr>
         <w:tab/>
-        <w:t>60</w:t>
+        <w:t>65</w:t>
       </w:r>
     </w:p>
     <w:p>
@@ -3558,7 +3558,7 @@
           <w:szCs w:val="28"/>
         </w:rPr>
         <w:tab/>
-        <w:t>61</w:t>
+        <w:t>66</w:t>
       </w:r>
     </w:p>
     <w:p>
@@ -3605,7 +3605,7 @@
           <w:szCs w:val="28"/>
         </w:rPr>
         <w:tab/>
-        <w:t>62</w:t>
+        <w:t>68</w:t>
       </w:r>
     </w:p>
     <w:p>
@@ -3635,7 +3635,7 @@
           <w:szCs w:val="28"/>
         </w:rPr>
         <w:tab/>
-        <w:t>65</w:t>
+        <w:t>71</w:t>
       </w:r>
     </w:p>
     <w:p>
@@ -3665,7 +3665,7 @@
           <w:szCs w:val="28"/>
         </w:rPr>
         <w:tab/>
-        <w:t>68</w:t>
+        <w:t>74</w:t>
       </w:r>
     </w:p>
     <w:p>
@@ -3695,7 +3695,7 @@
           <w:szCs w:val="28"/>
         </w:rPr>
         <w:tab/>
-        <w:t>71</w:t>
+        <w:t>77</w:t>
       </w:r>
     </w:p>
     <w:p>
@@ -3725,7 +3725,7 @@
           <w:szCs w:val="28"/>
         </w:rPr>
         <w:tab/>
-        <w:t>75</w:t>
+        <w:t>81</w:t>
       </w:r>
     </w:p>
     <w:p>
@@ -3755,7 +3755,7 @@
           <w:szCs w:val="28"/>
         </w:rPr>
         <w:tab/>
-        <w:t>76</w:t>
+        <w:t>83</w:t>
       </w:r>
     </w:p>
     <w:p>
@@ -3785,7 +3785,7 @@
           <w:szCs w:val="28"/>
         </w:rPr>
         <w:tab/>
-        <w:t>78</w:t>
+        <w:t>86</w:t>
       </w:r>
     </w:p>
     <w:p>
